--- a/public/downloads/FINAL_PROJECT_REPORT.docx
+++ b/public/downloads/FINAL_PROJECT_REPORT.docx
@@ -12,14 +12,14 @@
           <w:rFonts w:ascii="Arial" w:hAnsi="Arial"/>
           <w:b/>
           <w:color w:val="0F172A"/>
-          <w:sz w:val="34"/>
+          <w:sz w:val="32"/>
         </w:rPr>
         <w:t>GATE AGRICULTURAL ENGINEERING (AG) FULL-STACK PLATFORM</w:t>
       </w:r>
     </w:p>
     <w:p>
       <w:pPr>
-        <w:spacing w:before="20" w:after="200"/>
+        <w:spacing w:before="20" w:after="160"/>
         <w:jc w:val="center"/>
       </w:pPr>
       <w:r>
@@ -27,9 +27,9 @@
           <w:rFonts w:ascii="Arial" w:hAnsi="Arial"/>
           <w:b/>
           <w:color w:val="2563EB"/>
-          <w:sz w:val="22"/>
+          <w:sz w:val="21"/>
         </w:rPr>
-        <w:t>Master Project Report, Financial Valuation, Work vs. Hours Audit &amp; 360° Personal Evaluation</w:t>
+        <w:t>Comprehensive Final Project Report: Architecture, Realistic Valuation, Beneficiary Impact &amp; Monetization Strategy</w:t>
       </w:r>
     </w:p>
     <w:tbl>
@@ -39,8 +39,8 @@
         <w:tblLook w:firstColumn="1" w:firstRow="1" w:lastColumn="0" w:lastRow="0" w:noHBand="0" w:noVBand="1" w:val="04A0"/>
       </w:tblPr>
       <w:tblGrid>
-        <w:gridCol w:w="5040"/>
-        <w:gridCol w:w="5040"/>
+        <w:gridCol w:w="5112"/>
+        <w:gridCol w:w="5112"/>
       </w:tblGrid>
       <w:tr>
         <w:tc>
@@ -48,10 +48,10 @@
             <w:tcW w:type="dxa" w:w="4680"/>
             <w:shd w:fill="F1F5F9"/>
             <w:tcMar>
-              <w:top w:w="60" w:type="dxa"/>
-              <w:bottom w:w="60" w:type="dxa"/>
-              <w:left w:w="100" w:type="dxa"/>
-              <w:right w:w="100" w:type="dxa"/>
+              <w:top w:w="50" w:type="dxa"/>
+              <w:bottom w:w="50" w:type="dxa"/>
+              <w:left w:w="80" w:type="dxa"/>
+              <w:right w:w="80" w:type="dxa"/>
             </w:tcMar>
             <w:tcBorders>
               <w:top w:val="single" w:sz="4" w:space="0" w:color="E2E8F0"/>
@@ -88,10 +88,10 @@
             <w:tcW w:type="dxa" w:w="4680"/>
             <w:shd w:fill="F1F5F9"/>
             <w:tcMar>
-              <w:top w:w="60" w:type="dxa"/>
-              <w:bottom w:w="60" w:type="dxa"/>
-              <w:left w:w="100" w:type="dxa"/>
-              <w:right w:w="100" w:type="dxa"/>
+              <w:top w:w="50" w:type="dxa"/>
+              <w:bottom w:w="50" w:type="dxa"/>
+              <w:left w:w="80" w:type="dxa"/>
+              <w:right w:w="80" w:type="dxa"/>
             </w:tcMar>
             <w:tcBorders>
               <w:top w:val="single" w:sz="4" w:space="0" w:color="E2E8F0"/>
@@ -130,10 +130,10 @@
             <w:tcW w:type="dxa" w:w="4680"/>
             <w:shd w:fill="F1F5F9"/>
             <w:tcMar>
-              <w:top w:w="60" w:type="dxa"/>
-              <w:bottom w:w="60" w:type="dxa"/>
-              <w:left w:w="100" w:type="dxa"/>
-              <w:right w:w="100" w:type="dxa"/>
+              <w:top w:w="50" w:type="dxa"/>
+              <w:bottom w:w="50" w:type="dxa"/>
+              <w:left w:w="80" w:type="dxa"/>
+              <w:right w:w="80" w:type="dxa"/>
             </w:tcMar>
             <w:tcBorders>
               <w:top w:val="single" w:sz="4" w:space="0" w:color="E2E8F0"/>
@@ -154,14 +154,14 @@
                 <w:color w:val="0F172A"/>
                 <w:sz w:val="17"/>
               </w:rPr>
-              <w:t>Project Duration:</w:t>
+              <w:t>Project Duration &amp; Effort:</w:t>
             </w:r>
             <w:r>
               <w:rPr>
                 <w:color w:val="334155"/>
                 <w:sz w:val="17"/>
               </w:rPr>
-              <w:t xml:space="preserve"> Aug 21 – Sep 10, 2026 (21 Days / 14 Sprints)</w:t>
+              <w:t xml:space="preserve"> ~45–55 Focused Active Hours (Aug–Sep 2026)</w:t>
             </w:r>
           </w:p>
         </w:tc>
@@ -170,10 +170,10 @@
             <w:tcW w:type="dxa" w:w="4680"/>
             <w:shd w:fill="F1F5F9"/>
             <w:tcMar>
-              <w:top w:w="60" w:type="dxa"/>
-              <w:bottom w:w="60" w:type="dxa"/>
-              <w:left w:w="100" w:type="dxa"/>
-              <w:right w:w="100" w:type="dxa"/>
+              <w:top w:w="50" w:type="dxa"/>
+              <w:bottom w:w="50" w:type="dxa"/>
+              <w:left w:w="80" w:type="dxa"/>
+              <w:right w:w="80" w:type="dxa"/>
             </w:tcMar>
             <w:tcBorders>
               <w:top w:val="single" w:sz="4" w:space="0" w:color="E2E8F0"/>
@@ -194,14 +194,14 @@
                 <w:color w:val="0F172A"/>
                 <w:sz w:val="17"/>
               </w:rPr>
-              <w:t>Total Co-Engineering Hours:</w:t>
+              <w:t>Target Discipline:</w:t>
             </w:r>
             <w:r>
               <w:rPr>
                 <w:color w:val="334155"/>
                 <w:sz w:val="17"/>
               </w:rPr>
-              <w:t xml:space="preserve"> 145.0 Hours (Equivalent: 830 Industry Hrs)</w:t>
+              <w:t xml:space="preserve"> GATE Agricultural Engineering (AG)</w:t>
             </w:r>
           </w:p>
         </w:tc>
@@ -212,10 +212,10 @@
             <w:tcW w:type="dxa" w:w="4680"/>
             <w:shd w:fill="F1F5F9"/>
             <w:tcMar>
-              <w:top w:w="60" w:type="dxa"/>
-              <w:bottom w:w="60" w:type="dxa"/>
-              <w:left w:w="100" w:type="dxa"/>
-              <w:right w:w="100" w:type="dxa"/>
+              <w:top w:w="50" w:type="dxa"/>
+              <w:bottom w:w="50" w:type="dxa"/>
+              <w:left w:w="80" w:type="dxa"/>
+              <w:right w:w="80" w:type="dxa"/>
             </w:tcMar>
             <w:tcBorders>
               <w:top w:val="single" w:sz="4" w:space="0" w:color="E2E8F0"/>
@@ -243,7 +243,7 @@
                 <w:color w:val="334155"/>
                 <w:sz w:val="17"/>
               </w:rPr>
-              <w:t xml:space="preserve"> Production-Ready (PWA / 100% Offline)</w:t>
+              <w:t xml:space="preserve"> Production-Ready (PWA / Offline-First)</w:t>
             </w:r>
           </w:p>
         </w:tc>
@@ -252,10 +252,10 @@
             <w:tcW w:type="dxa" w:w="4680"/>
             <w:shd w:fill="F1F5F9"/>
             <w:tcMar>
-              <w:top w:w="60" w:type="dxa"/>
-              <w:bottom w:w="60" w:type="dxa"/>
-              <w:left w:w="100" w:type="dxa"/>
-              <w:right w:w="100" w:type="dxa"/>
+              <w:top w:w="50" w:type="dxa"/>
+              <w:bottom w:w="50" w:type="dxa"/>
+              <w:left w:w="80" w:type="dxa"/>
+              <w:right w:w="80" w:type="dxa"/>
             </w:tcMar>
             <w:tcBorders>
               <w:top w:val="single" w:sz="4" w:space="0" w:color="E2E8F0"/>
@@ -276,14 +276,14 @@
                 <w:color w:val="0F172A"/>
                 <w:sz w:val="17"/>
               </w:rPr>
-              <w:t>Automated Test Verification:</w:t>
+              <w:t>Automated Verification:</w:t>
             </w:r>
             <w:r>
               <w:rPr>
                 <w:color w:val="334155"/>
                 <w:sz w:val="17"/>
               </w:rPr>
-              <w:t xml:space="preserve"> 710 Tests Passed (129 Suites, 100% Pass)</w:t>
+              <w:t xml:space="preserve"> 710 Tests Passed across 129 Suites (100% Pass)</w:t>
             </w:r>
           </w:p>
         </w:tc>
@@ -291,81 +291,71 @@
     </w:tbl>
     <w:p>
       <w:pPr>
-        <w:spacing w:after="120"/>
+        <w:spacing w:after="80"/>
       </w:pPr>
     </w:p>
     <w:p>
       <w:pPr>
         <w:keepNext/>
-        <w:spacing w:before="240" w:after="60"/>
+        <w:spacing w:before="200" w:after="40"/>
       </w:pPr>
       <w:r>
         <w:rPr>
           <w:rFonts w:ascii="Arial" w:hAnsi="Arial"/>
           <w:b/>
           <w:color w:val="0F172A"/>
-          <w:sz w:val="24"/>
+          <w:sz w:val="23"/>
         </w:rPr>
-        <w:t>1. Executive Summary &amp; Problem Formulation</w:t>
+        <w:t>1. Executive Summary &amp; Problem Statement</w:t>
       </w:r>
     </w:p>
     <w:p>
       <w:pPr>
-        <w:spacing w:before="0" w:after="80"/>
+        <w:spacing w:before="0" w:after="60"/>
       </w:pPr>
       <w:r>
         <w:rPr>
           <w:color w:val="2563EB"/>
           <w:sz w:val="14"/>
         </w:rPr>
-        <w:t>――――――――――――――――――――――――――――――――――――――――――――――――――――</w:t>
+        <w:t>――――――――――――――――――――――――――――――――――――――――――――――――――――――</w:t>
       </w:r>
     </w:p>
     <w:p>
       <w:r>
-        <w:t>The GATE Agricultural Engineering (AG) Full-Stack Preparation Platform is an enterprise-grade Progressive Web Application (PWA) and Computer-Based Testing (CBT) simulator engineered to deliver end-to-end examination preparation, diagnostic analytics, and offline-first resilience for undergraduate agricultural engineering students and national competitive aspirants across India.</w:t>
+        <w:t>The GATE Agricultural Engineering (AG) Preparation Platform is an offline-first Progressive Web Application (PWA) and Computer-Based Testing (CBT) simulator engineered to solve the acute shortage of specialized, authentic digital preparation resources for Agricultural Engineering aspirants across India.</w:t>
       </w:r>
     </w:p>
     <w:p>
       <w:r>
-        <w:t>Agricultural Engineering is a specialized national engineering discipline lacking standardized, high-quality digital mock platforms compared to Computer Science, Mechanical, or Civil engineering. Commercial EdTech companies treat Agricultural Engineering as an afterthought with sparse, inaccurate question sets. Furthermore, rural agricultural colleges frequently suffer from unreliable internet connectivity.</w:t>
-      </w:r>
-    </w:p>
-    <w:p>
-      <w:r>
-        <w:t>This platform overcomes these barriers by providing 4,574 verified technical questions (1,324 official IIT PYQs 2007–2026, 50 full-length custom mocks with 3,250 questions, and a topic-wise question bank), official IIT scoring math, an authentic TCS iON CBT interface, 5-tier Service Worker caching, and an anti-cheat gamification system.</w:t>
+        <w:t>While mainstream disciplines like CS, ME, and CE enjoy abundant test series, GATE AG students have historically suffered from: (1) sparse or inaccurate test materials, (2) lack of official TCS iON CBT interface simulation, and (3) unreliable rural college internet causing lost test sessions. This platform provides 4,574 authentic questions (1,324 official PYQs 2007–2026 + 50 full-length custom mocks with 3,250 questions), strict official scoring algorithms, 5-tier offline caching, and anti-cheat gamification.</w:t>
       </w:r>
     </w:p>
     <w:p>
       <w:pPr>
         <w:keepNext/>
-        <w:spacing w:before="240" w:after="60"/>
+        <w:spacing w:before="200" w:after="40"/>
       </w:pPr>
       <w:r>
         <w:rPr>
           <w:rFonts w:ascii="Arial" w:hAnsi="Arial"/>
           <w:b/>
           <w:color w:val="0F172A"/>
-          <w:sz w:val="24"/>
+          <w:sz w:val="23"/>
         </w:rPr>
         <w:t>2. Quantitative Repository Baseline &amp; Telemetry</w:t>
       </w:r>
     </w:p>
     <w:p>
       <w:pPr>
-        <w:spacing w:before="0" w:after="80"/>
+        <w:spacing w:before="0" w:after="60"/>
       </w:pPr>
       <w:r>
         <w:rPr>
           <w:color w:val="2563EB"/>
           <w:sz w:val="14"/>
         </w:rPr>
-        <w:t>――――――――――――――――――――――――――――――――――――――――――――――――――――</w:t>
-      </w:r>
-    </w:p>
-    <w:p>
-      <w:r>
-        <w:t>The platform's technical volume and verified repository metrics are summarized below:</w:t>
+        <w:t>――――――――――――――――――――――――――――――――――――――――――――――――――――――</w:t>
       </w:r>
     </w:p>
     <w:tbl>
@@ -375,8 +365,8 @@
         <w:tblLook w:firstColumn="1" w:firstRow="1" w:lastColumn="0" w:lastRow="0" w:noHBand="0" w:noVBand="1" w:val="04A0"/>
       </w:tblPr>
       <w:tblGrid>
-        <w:gridCol w:w="5040"/>
-        <w:gridCol w:w="5040"/>
+        <w:gridCol w:w="5112"/>
+        <w:gridCol w:w="5112"/>
       </w:tblGrid>
       <w:tr>
         <w:trPr>
@@ -388,10 +378,10 @@
             <w:tcW w:type="dxa" w:w="3168"/>
             <w:vAlign w:val="center"/>
             <w:tcMar>
-              <w:top w:w="100" w:type="dxa"/>
-              <w:bottom w:w="100" w:type="dxa"/>
-              <w:left w:w="120" w:type="dxa"/>
-              <w:right w:w="120" w:type="dxa"/>
+              <w:top w:w="80" w:type="dxa"/>
+              <w:bottom w:w="80" w:type="dxa"/>
+              <w:left w:w="100" w:type="dxa"/>
+              <w:right w:w="100" w:type="dxa"/>
             </w:tcMar>
             <w:shd w:fill="1E293B"/>
             <w:tcBorders>
@@ -405,14 +395,14 @@
           </w:tcPr>
           <w:p>
             <w:pPr>
-              <w:spacing w:before="60" w:after="60"/>
+              <w:spacing w:before="40" w:after="40"/>
             </w:pPr>
             <w:r>
               <w:rPr>
                 <w:rFonts w:ascii="Arial" w:hAnsi="Arial"/>
                 <w:b/>
                 <w:color w:val="FFFFFF"/>
-                <w:sz w:val="18"/>
+                <w:sz w:val="17"/>
               </w:rPr>
               <w:t>Telemetry Dimension</w:t>
             </w:r>
@@ -423,10 +413,10 @@
             <w:tcW w:type="dxa" w:w="6192"/>
             <w:vAlign w:val="center"/>
             <w:tcMar>
-              <w:top w:w="100" w:type="dxa"/>
-              <w:bottom w:w="100" w:type="dxa"/>
-              <w:left w:w="120" w:type="dxa"/>
-              <w:right w:w="120" w:type="dxa"/>
+              <w:top w:w="80" w:type="dxa"/>
+              <w:bottom w:w="80" w:type="dxa"/>
+              <w:left w:w="100" w:type="dxa"/>
+              <w:right w:w="100" w:type="dxa"/>
             </w:tcMar>
             <w:shd w:fill="1E293B"/>
             <w:tcBorders>
@@ -440,14 +430,14 @@
           </w:tcPr>
           <w:p>
             <w:pPr>
-              <w:spacing w:before="60" w:after="60"/>
+              <w:spacing w:before="40" w:after="40"/>
             </w:pPr>
             <w:r>
               <w:rPr>
                 <w:rFonts w:ascii="Arial" w:hAnsi="Arial"/>
                 <w:b/>
                 <w:color w:val="FFFFFF"/>
-                <w:sz w:val="18"/>
+                <w:sz w:val="17"/>
               </w:rPr>
               <w:t>Verified Repository Baseline</w:t>
             </w:r>
@@ -463,10 +453,10 @@
             <w:tcW w:type="dxa" w:w="3168"/>
             <w:vAlign w:val="center"/>
             <w:tcMar>
-              <w:top w:w="100" w:type="dxa"/>
-              <w:bottom w:w="100" w:type="dxa"/>
-              <w:left w:w="120" w:type="dxa"/>
-              <w:right w:w="120" w:type="dxa"/>
+              <w:top w:w="80" w:type="dxa"/>
+              <w:bottom w:w="80" w:type="dxa"/>
+              <w:left w:w="100" w:type="dxa"/>
+              <w:right w:w="100" w:type="dxa"/>
             </w:tcMar>
             <w:shd w:fill="F8FAFC"/>
             <w:tcBorders>
@@ -486,7 +476,7 @@
               <w:rPr>
                 <w:rFonts w:ascii="Arial" w:hAnsi="Arial"/>
                 <w:color w:val="1E293B"/>
-                <w:sz w:val="17"/>
+                <w:sz w:val="16"/>
               </w:rPr>
               <w:t>Total Verified Technical Questions</w:t>
             </w:r>
@@ -497,10 +487,10 @@
             <w:tcW w:type="dxa" w:w="6192"/>
             <w:vAlign w:val="center"/>
             <w:tcMar>
-              <w:top w:w="100" w:type="dxa"/>
-              <w:bottom w:w="100" w:type="dxa"/>
-              <w:left w:w="120" w:type="dxa"/>
-              <w:right w:w="120" w:type="dxa"/>
+              <w:top w:w="80" w:type="dxa"/>
+              <w:bottom w:w="80" w:type="dxa"/>
+              <w:left w:w="100" w:type="dxa"/>
+              <w:right w:w="100" w:type="dxa"/>
             </w:tcMar>
             <w:shd w:fill="F8FAFC"/>
             <w:tcBorders>
@@ -520,9 +510,9 @@
               <w:rPr>
                 <w:rFonts w:ascii="Arial" w:hAnsi="Arial"/>
                 <w:color w:val="1E293B"/>
-                <w:sz w:val="17"/>
+                <w:sz w:val="16"/>
               </w:rPr>
-              <w:t>4,574 Authentic Questions (1,324 Official PYQs + 3,250 Mock Qs)</w:t>
+              <w:t>4,574 Authentic Questions (1,324 Official PYQs + 3,250 Custom Mock Qs)</w:t>
             </w:r>
           </w:p>
         </w:tc>
@@ -536,10 +526,10 @@
             <w:tcW w:type="dxa" w:w="3168"/>
             <w:vAlign w:val="center"/>
             <w:tcMar>
-              <w:top w:w="100" w:type="dxa"/>
-              <w:bottom w:w="100" w:type="dxa"/>
-              <w:left w:w="120" w:type="dxa"/>
-              <w:right w:w="120" w:type="dxa"/>
+              <w:top w:w="80" w:type="dxa"/>
+              <w:bottom w:w="80" w:type="dxa"/>
+              <w:left w:w="100" w:type="dxa"/>
+              <w:right w:w="100" w:type="dxa"/>
             </w:tcMar>
             <w:shd w:fill="FFFFFF"/>
             <w:tcBorders>
@@ -559,7 +549,7 @@
               <w:rPr>
                 <w:rFonts w:ascii="Arial" w:hAnsi="Arial"/>
                 <w:color w:val="1E293B"/>
-                <w:sz w:val="17"/>
+                <w:sz w:val="16"/>
               </w:rPr>
               <w:t>Official IIT GATE AG Archives</w:t>
             </w:r>
@@ -570,10 +560,10 @@
             <w:tcW w:type="dxa" w:w="6192"/>
             <w:vAlign w:val="center"/>
             <w:tcMar>
-              <w:top w:w="100" w:type="dxa"/>
-              <w:bottom w:w="100" w:type="dxa"/>
-              <w:left w:w="120" w:type="dxa"/>
-              <w:right w:w="120" w:type="dxa"/>
+              <w:top w:w="80" w:type="dxa"/>
+              <w:bottom w:w="80" w:type="dxa"/>
+              <w:left w:w="100" w:type="dxa"/>
+              <w:right w:w="100" w:type="dxa"/>
             </w:tcMar>
             <w:shd w:fill="FFFFFF"/>
             <w:tcBorders>
@@ -593,9 +583,9 @@
               <w:rPr>
                 <w:rFonts w:ascii="Arial" w:hAnsi="Arial"/>
                 <w:color w:val="1E293B"/>
-                <w:sz w:val="17"/>
+                <w:sz w:val="16"/>
               </w:rPr>
-              <w:t>20 Consecutive Examination Years (2007–2026) with detailed solutions</w:t>
+              <w:t>20 Consecutive Examination Years (2007–2026) with digital LaTeX solutions</w:t>
             </w:r>
           </w:p>
         </w:tc>
@@ -609,10 +599,10 @@
             <w:tcW w:type="dxa" w:w="3168"/>
             <w:vAlign w:val="center"/>
             <w:tcMar>
-              <w:top w:w="100" w:type="dxa"/>
-              <w:bottom w:w="100" w:type="dxa"/>
-              <w:left w:w="120" w:type="dxa"/>
-              <w:right w:w="120" w:type="dxa"/>
+              <w:top w:w="80" w:type="dxa"/>
+              <w:bottom w:w="80" w:type="dxa"/>
+              <w:left w:w="100" w:type="dxa"/>
+              <w:right w:w="100" w:type="dxa"/>
             </w:tcMar>
             <w:shd w:fill="F8FAFC"/>
             <w:tcBorders>
@@ -632,9 +622,9 @@
               <w:rPr>
                 <w:rFonts w:ascii="Arial" w:hAnsi="Arial"/>
                 <w:color w:val="1E293B"/>
-                <w:sz w:val="17"/>
+                <w:sz w:val="16"/>
               </w:rPr>
-              <w:t>Full-Length Original Mocks</w:t>
+              <w:t>Custom Mock Papers</w:t>
             </w:r>
           </w:p>
         </w:tc>
@@ -643,10 +633,10 @@
             <w:tcW w:type="dxa" w:w="6192"/>
             <w:vAlign w:val="center"/>
             <w:tcMar>
-              <w:top w:w="100" w:type="dxa"/>
-              <w:bottom w:w="100" w:type="dxa"/>
-              <w:left w:w="120" w:type="dxa"/>
-              <w:right w:w="120" w:type="dxa"/>
+              <w:top w:w="80" w:type="dxa"/>
+              <w:bottom w:w="80" w:type="dxa"/>
+              <w:left w:w="100" w:type="dxa"/>
+              <w:right w:w="100" w:type="dxa"/>
             </w:tcMar>
             <w:shd w:fill="F8FAFC"/>
             <w:tcBorders>
@@ -666,9 +656,9 @@
               <w:rPr>
                 <w:rFonts w:ascii="Arial" w:hAnsi="Arial"/>
                 <w:color w:val="1E293B"/>
-                <w:sz w:val="17"/>
+                <w:sz w:val="16"/>
               </w:rPr>
-              <w:t>50 Custom Mock Papers (65 Qs / 100 Marks / 180 Min each) + 50 DOCX packages</w:t>
+              <w:t>50 Full-Length Mocks (65 Qs / 100 Marks / 180 Min each) + 50 DOCX packages</w:t>
             </w:r>
           </w:p>
         </w:tc>
@@ -682,10 +672,10 @@
             <w:tcW w:type="dxa" w:w="3168"/>
             <w:vAlign w:val="center"/>
             <w:tcMar>
-              <w:top w:w="100" w:type="dxa"/>
-              <w:bottom w:w="100" w:type="dxa"/>
-              <w:left w:w="120" w:type="dxa"/>
-              <w:right w:w="120" w:type="dxa"/>
+              <w:top w:w="80" w:type="dxa"/>
+              <w:bottom w:w="80" w:type="dxa"/>
+              <w:left w:w="100" w:type="dxa"/>
+              <w:right w:w="100" w:type="dxa"/>
             </w:tcMar>
             <w:shd w:fill="FFFFFF"/>
             <w:tcBorders>
@@ -705,7 +695,7 @@
               <w:rPr>
                 <w:rFonts w:ascii="Arial" w:hAnsi="Arial"/>
                 <w:color w:val="1E293B"/>
-                <w:sz w:val="17"/>
+                <w:sz w:val="16"/>
               </w:rPr>
               <w:t>Total Codebase Volume</w:t>
             </w:r>
@@ -716,10 +706,10 @@
             <w:tcW w:type="dxa" w:w="6192"/>
             <w:vAlign w:val="center"/>
             <w:tcMar>
-              <w:top w:w="100" w:type="dxa"/>
-              <w:bottom w:w="100" w:type="dxa"/>
-              <w:left w:w="120" w:type="dxa"/>
-              <w:right w:w="120" w:type="dxa"/>
+              <w:top w:w="80" w:type="dxa"/>
+              <w:bottom w:w="80" w:type="dxa"/>
+              <w:left w:w="100" w:type="dxa"/>
+              <w:right w:w="100" w:type="dxa"/>
             </w:tcMar>
             <w:shd w:fill="FFFFFF"/>
             <w:tcBorders>
@@ -739,7 +729,7 @@
               <w:rPr>
                 <w:rFonts w:ascii="Arial" w:hAnsi="Arial"/>
                 <w:color w:val="1E293B"/>
-                <w:sz w:val="17"/>
+                <w:sz w:val="16"/>
               </w:rPr>
               <w:t>218,696 Lines of Code, Formulas, and Structured Pedagogical Data</w:t>
             </w:r>
@@ -755,10 +745,10 @@
             <w:tcW w:type="dxa" w:w="3168"/>
             <w:vAlign w:val="center"/>
             <w:tcMar>
-              <w:top w:w="100" w:type="dxa"/>
-              <w:bottom w:w="100" w:type="dxa"/>
-              <w:left w:w="120" w:type="dxa"/>
-              <w:right w:w="120" w:type="dxa"/>
+              <w:top w:w="80" w:type="dxa"/>
+              <w:bottom w:w="80" w:type="dxa"/>
+              <w:left w:w="100" w:type="dxa"/>
+              <w:right w:w="100" w:type="dxa"/>
             </w:tcMar>
             <w:shd w:fill="F8FAFC"/>
             <w:tcBorders>
@@ -778,7 +768,7 @@
               <w:rPr>
                 <w:rFonts w:ascii="Arial" w:hAnsi="Arial"/>
                 <w:color w:val="1E293B"/>
-                <w:sz w:val="17"/>
+                <w:sz w:val="16"/>
               </w:rPr>
               <w:t>Frontend Application Code</w:t>
             </w:r>
@@ -789,10 +779,10 @@
             <w:tcW w:type="dxa" w:w="6192"/>
             <w:vAlign w:val="center"/>
             <w:tcMar>
-              <w:top w:w="100" w:type="dxa"/>
-              <w:bottom w:w="100" w:type="dxa"/>
-              <w:left w:w="120" w:type="dxa"/>
-              <w:right w:w="120" w:type="dxa"/>
+              <w:top w:w="80" w:type="dxa"/>
+              <w:bottom w:w="80" w:type="dxa"/>
+              <w:left w:w="100" w:type="dxa"/>
+              <w:right w:w="100" w:type="dxa"/>
             </w:tcMar>
             <w:shd w:fill="F8FAFC"/>
             <w:tcBorders>
@@ -812,7 +802,7 @@
               <w:rPr>
                 <w:rFonts w:ascii="Arial" w:hAnsi="Arial"/>
                 <w:color w:val="1E293B"/>
-                <w:sz w:val="17"/>
+                <w:sz w:val="16"/>
               </w:rPr>
               <w:t>75,623 Lines across React 19 components, state engines, and services</w:t>
             </w:r>
@@ -828,10 +818,10 @@
             <w:tcW w:type="dxa" w:w="3168"/>
             <w:vAlign w:val="center"/>
             <w:tcMar>
-              <w:top w:w="100" w:type="dxa"/>
-              <w:bottom w:w="100" w:type="dxa"/>
-              <w:left w:w="120" w:type="dxa"/>
-              <w:right w:w="120" w:type="dxa"/>
+              <w:top w:w="80" w:type="dxa"/>
+              <w:bottom w:w="80" w:type="dxa"/>
+              <w:left w:w="100" w:type="dxa"/>
+              <w:right w:w="100" w:type="dxa"/>
             </w:tcMar>
             <w:shd w:fill="FFFFFF"/>
             <w:tcBorders>
@@ -851,7 +841,7 @@
               <w:rPr>
                 <w:rFonts w:ascii="Arial" w:hAnsi="Arial"/>
                 <w:color w:val="1E293B"/>
-                <w:sz w:val="17"/>
+                <w:sz w:val="16"/>
               </w:rPr>
               <w:t>Formula &amp; Concept Library</w:t>
             </w:r>
@@ -862,10 +852,10 @@
             <w:tcW w:type="dxa" w:w="6192"/>
             <w:vAlign w:val="center"/>
             <w:tcMar>
-              <w:top w:w="100" w:type="dxa"/>
-              <w:bottom w:w="100" w:type="dxa"/>
-              <w:left w:w="120" w:type="dxa"/>
-              <w:right w:w="120" w:type="dxa"/>
+              <w:top w:w="80" w:type="dxa"/>
+              <w:bottom w:w="80" w:type="dxa"/>
+              <w:left w:w="100" w:type="dxa"/>
+              <w:right w:w="100" w:type="dxa"/>
             </w:tcMar>
             <w:shd w:fill="FFFFFF"/>
             <w:tcBorders>
@@ -885,7 +875,7 @@
               <w:rPr>
                 <w:rFonts w:ascii="Arial" w:hAnsi="Arial"/>
                 <w:color w:val="1E293B"/>
-                <w:sz w:val="17"/>
+                <w:sz w:val="16"/>
               </w:rPr>
               <w:t>57 Validated LaTeX Formulas across 8 Categories + 83 Syllabus Subtopics</w:t>
             </w:r>
@@ -901,10 +891,10 @@
             <w:tcW w:type="dxa" w:w="3168"/>
             <w:vAlign w:val="center"/>
             <w:tcMar>
-              <w:top w:w="100" w:type="dxa"/>
-              <w:bottom w:w="100" w:type="dxa"/>
-              <w:left w:w="120" w:type="dxa"/>
-              <w:right w:w="120" w:type="dxa"/>
+              <w:top w:w="80" w:type="dxa"/>
+              <w:bottom w:w="80" w:type="dxa"/>
+              <w:left w:w="100" w:type="dxa"/>
+              <w:right w:w="100" w:type="dxa"/>
             </w:tcMar>
             <w:shd w:fill="F8FAFC"/>
             <w:tcBorders>
@@ -924,7 +914,7 @@
               <w:rPr>
                 <w:rFonts w:ascii="Arial" w:hAnsi="Arial"/>
                 <w:color w:val="1E293B"/>
-                <w:sz w:val="17"/>
+                <w:sz w:val="16"/>
               </w:rPr>
               <w:t>Automated Test Suite</w:t>
             </w:r>
@@ -935,10 +925,10 @@
             <w:tcW w:type="dxa" w:w="6192"/>
             <w:vAlign w:val="center"/>
             <w:tcMar>
-              <w:top w:w="100" w:type="dxa"/>
-              <w:bottom w:w="100" w:type="dxa"/>
-              <w:left w:w="120" w:type="dxa"/>
-              <w:right w:w="120" w:type="dxa"/>
+              <w:top w:w="80" w:type="dxa"/>
+              <w:bottom w:w="80" w:type="dxa"/>
+              <w:left w:w="100" w:type="dxa"/>
+              <w:right w:w="100" w:type="dxa"/>
             </w:tcMar>
             <w:shd w:fill="F8FAFC"/>
             <w:tcBorders>
@@ -958,7 +948,7 @@
               <w:rPr>
                 <w:rFonts w:ascii="Arial" w:hAnsi="Arial"/>
                 <w:color w:val="1E293B"/>
-                <w:sz w:val="17"/>
+                <w:sz w:val="16"/>
               </w:rPr>
               <w:t>710 Automated Tests across 129 Suites (100% Pass Rate, 0 Failures)</w:t>
             </w:r>
@@ -974,10 +964,10 @@
             <w:tcW w:type="dxa" w:w="3168"/>
             <w:vAlign w:val="center"/>
             <w:tcMar>
-              <w:top w:w="100" w:type="dxa"/>
-              <w:bottom w:w="100" w:type="dxa"/>
-              <w:left w:w="120" w:type="dxa"/>
-              <w:right w:w="120" w:type="dxa"/>
+              <w:top w:w="80" w:type="dxa"/>
+              <w:bottom w:w="80" w:type="dxa"/>
+              <w:left w:w="100" w:type="dxa"/>
+              <w:right w:w="100" w:type="dxa"/>
             </w:tcMar>
             <w:shd w:fill="FFFFFF"/>
             <w:tcBorders>
@@ -997,9 +987,9 @@
               <w:rPr>
                 <w:rFonts w:ascii="Arial" w:hAnsi="Arial"/>
                 <w:color w:val="1E293B"/>
-                <w:sz w:val="17"/>
+                <w:sz w:val="16"/>
               </w:rPr>
-              <w:t>Test Execution Duration</w:t>
+              <w:t>Production Build Performance</w:t>
             </w:r>
           </w:p>
         </w:tc>
@@ -1008,10 +998,10 @@
             <w:tcW w:type="dxa" w:w="6192"/>
             <w:vAlign w:val="center"/>
             <w:tcMar>
-              <w:top w:w="100" w:type="dxa"/>
-              <w:bottom w:w="100" w:type="dxa"/>
-              <w:left w:w="120" w:type="dxa"/>
-              <w:right w:w="120" w:type="dxa"/>
+              <w:top w:w="80" w:type="dxa"/>
+              <w:bottom w:w="80" w:type="dxa"/>
+              <w:left w:w="100" w:type="dxa"/>
+              <w:right w:w="100" w:type="dxa"/>
             </w:tcMar>
             <w:shd w:fill="FFFFFF"/>
             <w:tcBorders>
@@ -1031,9 +1021,9 @@
               <w:rPr>
                 <w:rFonts w:ascii="Arial" w:hAnsi="Arial"/>
                 <w:color w:val="1E293B"/>
-                <w:sz w:val="17"/>
+                <w:sz w:val="16"/>
               </w:rPr>
-              <w:t>~1.6 seconds via Native Node.js Test Runner</w:t>
+              <w:t>~3.08 seconds (Vite 6, Rollup manual chunking into 18+ bundles)</w:t>
             </w:r>
           </w:p>
         </w:tc>
@@ -1047,10 +1037,10 @@
             <w:tcW w:type="dxa" w:w="3168"/>
             <w:vAlign w:val="center"/>
             <w:tcMar>
-              <w:top w:w="100" w:type="dxa"/>
-              <w:bottom w:w="100" w:type="dxa"/>
-              <w:left w:w="120" w:type="dxa"/>
-              <w:right w:w="120" w:type="dxa"/>
+              <w:top w:w="80" w:type="dxa"/>
+              <w:bottom w:w="80" w:type="dxa"/>
+              <w:left w:w="100" w:type="dxa"/>
+              <w:right w:w="100" w:type="dxa"/>
             </w:tcMar>
             <w:shd w:fill="F8FAFC"/>
             <w:tcBorders>
@@ -1070,9 +1060,9 @@
               <w:rPr>
                 <w:rFonts w:ascii="Arial" w:hAnsi="Arial"/>
                 <w:color w:val="1E293B"/>
-                <w:sz w:val="17"/>
+                <w:sz w:val="16"/>
               </w:rPr>
-              <w:t>Production Compilation Speed</w:t>
+              <w:t>Offline Storage Engine</w:t>
             </w:r>
           </w:p>
         </w:tc>
@@ -1081,10 +1071,10 @@
             <w:tcW w:type="dxa" w:w="6192"/>
             <w:vAlign w:val="center"/>
             <w:tcMar>
-              <w:top w:w="100" w:type="dxa"/>
-              <w:bottom w:w="100" w:type="dxa"/>
-              <w:left w:w="120" w:type="dxa"/>
-              <w:right w:w="120" w:type="dxa"/>
+              <w:top w:w="80" w:type="dxa"/>
+              <w:bottom w:w="80" w:type="dxa"/>
+              <w:left w:w="100" w:type="dxa"/>
+              <w:right w:w="100" w:type="dxa"/>
             </w:tcMar>
             <w:shd w:fill="F8FAFC"/>
             <w:tcBorders>
@@ -1104,9 +1094,9 @@
               <w:rPr>
                 <w:rFonts w:ascii="Arial" w:hAnsi="Arial"/>
                 <w:color w:val="1E293B"/>
-                <w:sz w:val="17"/>
+                <w:sz w:val="16"/>
               </w:rPr>
-              <w:t>~3.08 seconds (Vite 6, Rollup manual chunking into 18+ bundles)</w:t>
+              <w:t>IndexedDB (gate_ag_prep_db) deep storage with LocalStorage fallback queue</w:t>
             </w:r>
           </w:p>
         </w:tc>
@@ -1120,10 +1110,10 @@
             <w:tcW w:type="dxa" w:w="3168"/>
             <w:vAlign w:val="center"/>
             <w:tcMar>
-              <w:top w:w="100" w:type="dxa"/>
-              <w:bottom w:w="100" w:type="dxa"/>
-              <w:left w:w="120" w:type="dxa"/>
-              <w:right w:w="120" w:type="dxa"/>
+              <w:top w:w="80" w:type="dxa"/>
+              <w:bottom w:w="80" w:type="dxa"/>
+              <w:left w:w="100" w:type="dxa"/>
+              <w:right w:w="100" w:type="dxa"/>
             </w:tcMar>
             <w:shd w:fill="FFFFFF"/>
             <w:tcBorders>
@@ -1143,9 +1133,9 @@
               <w:rPr>
                 <w:rFonts w:ascii="Arial" w:hAnsi="Arial"/>
                 <w:color w:val="1E293B"/>
-                <w:sz w:val="17"/>
+                <w:sz w:val="16"/>
               </w:rPr>
-              <w:t>Offline Storage Engine</w:t>
+              <w:t>Appearance &amp; Invariants</w:t>
             </w:r>
           </w:p>
         </w:tc>
@@ -1154,10 +1144,10 @@
             <w:tcW w:type="dxa" w:w="6192"/>
             <w:vAlign w:val="center"/>
             <w:tcMar>
-              <w:top w:w="100" w:type="dxa"/>
-              <w:bottom w:w="100" w:type="dxa"/>
-              <w:left w:w="120" w:type="dxa"/>
-              <w:right w:w="120" w:type="dxa"/>
+              <w:top w:w="80" w:type="dxa"/>
+              <w:bottom w:w="80" w:type="dxa"/>
+              <w:left w:w="100" w:type="dxa"/>
+              <w:right w:w="100" w:type="dxa"/>
             </w:tcMar>
             <w:shd w:fill="FFFFFF"/>
             <w:tcBorders>
@@ -1177,9 +1167,169 @@
               <w:rPr>
                 <w:rFonts w:ascii="Arial" w:hAnsi="Arial"/>
                 <w:color w:val="1E293B"/>
+                <w:sz w:val="16"/>
+              </w:rPr>
+              <w:t>Strict 2-Theme System (Light Mode default with Slate typography + Dark Theme)</w:t>
+            </w:r>
+          </w:p>
+        </w:tc>
+      </w:tr>
+    </w:tbl>
+    <w:p>
+      <w:pPr>
+        <w:spacing w:after="60"/>
+      </w:pPr>
+    </w:p>
+    <w:p>
+      <w:pPr>
+        <w:keepNext/>
+        <w:spacing w:before="200" w:after="40"/>
+      </w:pPr>
+      <w:r>
+        <w:rPr>
+          <w:rFonts w:ascii="Arial" w:hAnsi="Arial"/>
+          <w:b/>
+          <w:color w:val="0F172A"/>
+          <w:sz w:val="23"/>
+        </w:rPr>
+        <w:t>3. Realistic Working Hours &amp; Engineering Effort Breakdown</w:t>
+      </w:r>
+    </w:p>
+    <w:p>
+      <w:pPr>
+        <w:spacing w:before="0" w:after="60"/>
+      </w:pPr>
+      <w:r>
+        <w:rPr>
+          <w:color w:val="2563EB"/>
+          <w:sz w:val="14"/>
+        </w:rPr>
+        <w:t>――――――――――――――――――――――――――――――――――――――――――――――――――――――</w:t>
+      </w:r>
+    </w:p>
+    <w:p>
+      <w:r>
+        <w:t>A realistic, grounded assessment of development time invested by Lead Engineer Raghav Bansal. The project was built through concentrated sprints utilizing AI pair-programming for high-speed scaffolding, schema extraction, and unit test generation:</w:t>
+      </w:r>
+    </w:p>
+    <w:tbl>
+      <w:tblPr>
+        <w:tblW w:type="auto" w:w="0"/>
+        <w:jc w:val="center"/>
+        <w:tblLook w:firstColumn="1" w:firstRow="1" w:lastColumn="0" w:lastRow="0" w:noHBand="0" w:noVBand="1" w:val="04A0"/>
+      </w:tblPr>
+      <w:tblGrid>
+        <w:gridCol w:w="3408"/>
+        <w:gridCol w:w="3408"/>
+        <w:gridCol w:w="3408"/>
+      </w:tblGrid>
+      <w:tr>
+        <w:trPr>
+          <w:cantSplit/>
+          <w:tblHeader/>
+        </w:trPr>
+        <w:tc>
+          <w:tcPr>
+            <w:tcW w:type="dxa" w:w="3168"/>
+            <w:vAlign w:val="center"/>
+            <w:tcMar>
+              <w:top w:w="80" w:type="dxa"/>
+              <w:bottom w:w="80" w:type="dxa"/>
+              <w:left w:w="100" w:type="dxa"/>
+              <w:right w:w="100" w:type="dxa"/>
+            </w:tcMar>
+            <w:shd w:fill="1E293B"/>
+            <w:tcBorders>
+              <w:top w:val="single" w:sz="4" w:space="0" w:color="CBD5E1"/>
+              <w:left w:val="single" w:sz="4" w:space="0" w:color="CBD5E1"/>
+              <w:bottom w:val="single" w:sz="4" w:space="0" w:color="CBD5E1"/>
+              <w:right w:val="single" w:sz="4" w:space="0" w:color="CBD5E1"/>
+              <w:insideH w:val="none"/>
+              <w:insideV w:val="none"/>
+            </w:tcBorders>
+          </w:tcPr>
+          <w:p>
+            <w:pPr>
+              <w:spacing w:before="40" w:after="40"/>
+            </w:pPr>
+            <w:r>
+              <w:rPr>
+                <w:rFonts w:ascii="Arial" w:hAnsi="Arial"/>
+                <w:b/>
+                <w:color w:val="FFFFFF"/>
                 <w:sz w:val="17"/>
               </w:rPr>
-              <w:t>IndexedDB (gate_ag_prep_db) deep storage with LocalStorage fallback queue</w:t>
+              <w:t>Activity / Engineering Phase</w:t>
+            </w:r>
+          </w:p>
+        </w:tc>
+        <w:tc>
+          <w:tcPr>
+            <w:tcW w:type="dxa" w:w="4752"/>
+            <w:vAlign w:val="center"/>
+            <w:tcMar>
+              <w:top w:w="80" w:type="dxa"/>
+              <w:bottom w:w="80" w:type="dxa"/>
+              <w:left w:w="100" w:type="dxa"/>
+              <w:right w:w="100" w:type="dxa"/>
+            </w:tcMar>
+            <w:shd w:fill="1E293B"/>
+            <w:tcBorders>
+              <w:top w:val="single" w:sz="4" w:space="0" w:color="CBD5E1"/>
+              <w:left w:val="single" w:sz="4" w:space="0" w:color="CBD5E1"/>
+              <w:bottom w:val="single" w:sz="4" w:space="0" w:color="CBD5E1"/>
+              <w:right w:val="single" w:sz="4" w:space="0" w:color="CBD5E1"/>
+              <w:insideH w:val="none"/>
+              <w:insideV w:val="none"/>
+            </w:tcBorders>
+          </w:tcPr>
+          <w:p>
+            <w:pPr>
+              <w:spacing w:before="40" w:after="40"/>
+            </w:pPr>
+            <w:r>
+              <w:rPr>
+                <w:rFonts w:ascii="Arial" w:hAnsi="Arial"/>
+                <w:b/>
+                <w:color w:val="FFFFFF"/>
+                <w:sz w:val="17"/>
+              </w:rPr>
+              <w:t>Core Scope &amp; Technical Tasks</w:t>
+            </w:r>
+          </w:p>
+        </w:tc>
+        <w:tc>
+          <w:tcPr>
+            <w:tcW w:type="dxa" w:w="1440"/>
+            <w:vAlign w:val="center"/>
+            <w:tcMar>
+              <w:top w:w="80" w:type="dxa"/>
+              <w:bottom w:w="80" w:type="dxa"/>
+              <w:left w:w="100" w:type="dxa"/>
+              <w:right w:w="100" w:type="dxa"/>
+            </w:tcMar>
+            <w:shd w:fill="1E293B"/>
+            <w:tcBorders>
+              <w:top w:val="single" w:sz="4" w:space="0" w:color="CBD5E1"/>
+              <w:left w:val="single" w:sz="4" w:space="0" w:color="CBD5E1"/>
+              <w:bottom w:val="single" w:sz="4" w:space="0" w:color="CBD5E1"/>
+              <w:right w:val="single" w:sz="4" w:space="0" w:color="CBD5E1"/>
+              <w:insideH w:val="none"/>
+              <w:insideV w:val="none"/>
+            </w:tcBorders>
+          </w:tcPr>
+          <w:p>
+            <w:pPr>
+              <w:spacing w:before="40" w:after="40"/>
+            </w:pPr>
+            <w:r>
+              <w:rPr>
+                <w:rFonts w:ascii="Arial" w:hAnsi="Arial"/>
+                <w:b/>
+                <w:color w:val="FFFFFF"/>
+                <w:sz w:val="17"/>
+              </w:rPr>
+              <w:t>Realistic Hours</w:t>
             </w:r>
           </w:p>
         </w:tc>
@@ -1193,10 +1343,10 @@
             <w:tcW w:type="dxa" w:w="3168"/>
             <w:vAlign w:val="center"/>
             <w:tcMar>
-              <w:top w:w="100" w:type="dxa"/>
-              <w:bottom w:w="100" w:type="dxa"/>
-              <w:left w:w="120" w:type="dxa"/>
-              <w:right w:w="120" w:type="dxa"/>
+              <w:top w:w="80" w:type="dxa"/>
+              <w:bottom w:w="80" w:type="dxa"/>
+              <w:left w:w="100" w:type="dxa"/>
+              <w:right w:w="100" w:type="dxa"/>
             </w:tcMar>
             <w:shd w:fill="F8FAFC"/>
             <w:tcBorders>
@@ -1216,21 +1366,21 @@
               <w:rPr>
                 <w:rFonts w:ascii="Arial" w:hAnsi="Arial"/>
                 <w:color w:val="1E293B"/>
-                <w:sz w:val="17"/>
+                <w:sz w:val="16"/>
               </w:rPr>
-              <w:t>Appearance &amp; Invariants</w:t>
+              <w:t>Core Architecture &amp; Navigation Setup</w:t>
             </w:r>
           </w:p>
         </w:tc>
         <w:tc>
           <w:tcPr>
-            <w:tcW w:type="dxa" w:w="6192"/>
+            <w:tcW w:type="dxa" w:w="4752"/>
             <w:vAlign w:val="center"/>
             <w:tcMar>
-              <w:top w:w="100" w:type="dxa"/>
-              <w:bottom w:w="100" w:type="dxa"/>
-              <w:left w:w="120" w:type="dxa"/>
-              <w:right w:w="120" w:type="dxa"/>
+              <w:top w:w="80" w:type="dxa"/>
+              <w:bottom w:w="80" w:type="dxa"/>
+              <w:left w:w="100" w:type="dxa"/>
+              <w:right w:w="100" w:type="dxa"/>
             </w:tcMar>
             <w:shd w:fill="F8FAFC"/>
             <w:tcBorders>
@@ -1250,222 +1400,21 @@
               <w:rPr>
                 <w:rFonts w:ascii="Arial" w:hAnsi="Arial"/>
                 <w:color w:val="1E293B"/>
-                <w:sz w:val="17"/>
+                <w:sz w:val="16"/>
               </w:rPr>
-              <w:t>Strict 2-Theme System (Light Mode default + Dark Theme, WCAG AAA compliant)</w:t>
-            </w:r>
-          </w:p>
-        </w:tc>
-      </w:tr>
-    </w:tbl>
-    <w:p>
-      <w:pPr>
-        <w:spacing w:after="80"/>
-      </w:pPr>
-    </w:p>
-    <w:p>
-      <w:pPr>
-        <w:keepNext/>
-        <w:spacing w:before="240" w:after="60"/>
-      </w:pPr>
-      <w:r>
-        <w:rPr>
-          <w:rFonts w:ascii="Arial" w:hAnsi="Arial"/>
-          <w:b/>
-          <w:color w:val="0F172A"/>
-          <w:sz w:val="24"/>
-        </w:rPr>
-        <w:t>3. Engineering Effort, Work Breakdown Structure &amp; Hours Assessment</w:t>
-      </w:r>
-    </w:p>
-    <w:p>
-      <w:pPr>
-        <w:spacing w:before="0" w:after="80"/>
-      </w:pPr>
-      <w:r>
-        <w:rPr>
-          <w:color w:val="2563EB"/>
-          <w:sz w:val="14"/>
-        </w:rPr>
-        <w:t>――――――――――――――――――――――――――――――――――――――――――――――――――――</w:t>
-      </w:r>
-    </w:p>
-    <w:p>
-      <w:r>
-        <w:t>The project was executed across 21 calendar days (August 21 to September 10, 2026) in concentrated marathon co-engineering sprints between Lead Engineer Raghav Bansal and Autonomous AI Pair-Programming agents.</w:t>
-      </w:r>
-    </w:p>
-    <w:tbl>
-      <w:tblPr>
-        <w:tblW w:type="auto" w:w="0"/>
-        <w:jc w:val="center"/>
-        <w:tblLook w:firstColumn="1" w:firstRow="1" w:lastColumn="0" w:lastRow="0" w:noHBand="0" w:noVBand="1" w:val="04A0"/>
-      </w:tblPr>
-      <w:tblGrid>
-        <w:gridCol w:w="2520"/>
-        <w:gridCol w:w="2520"/>
-        <w:gridCol w:w="2520"/>
-        <w:gridCol w:w="2520"/>
-      </w:tblGrid>
-      <w:tr>
-        <w:trPr>
-          <w:cantSplit/>
-          <w:tblHeader/>
-        </w:trPr>
-        <w:tc>
-          <w:tcPr>
-            <w:tcW w:type="dxa" w:w="2592"/>
-            <w:vAlign w:val="center"/>
-            <w:tcMar>
-              <w:top w:w="100" w:type="dxa"/>
-              <w:bottom w:w="100" w:type="dxa"/>
-              <w:left w:w="120" w:type="dxa"/>
-              <w:right w:w="120" w:type="dxa"/>
-            </w:tcMar>
-            <w:shd w:fill="1E293B"/>
-            <w:tcBorders>
-              <w:top w:val="single" w:sz="4" w:space="0" w:color="CBD5E1"/>
-              <w:left w:val="single" w:sz="4" w:space="0" w:color="CBD5E1"/>
-              <w:bottom w:val="single" w:sz="4" w:space="0" w:color="CBD5E1"/>
-              <w:right w:val="single" w:sz="4" w:space="0" w:color="CBD5E1"/>
-              <w:insideH w:val="none"/>
-              <w:insideV w:val="none"/>
-            </w:tcBorders>
-          </w:tcPr>
-          <w:p>
-            <w:pPr>
-              <w:spacing w:before="60" w:after="60"/>
-            </w:pPr>
-            <w:r>
-              <w:rPr>
-                <w:rFonts w:ascii="Arial" w:hAnsi="Arial"/>
-                <w:b/>
-                <w:color w:val="FFFFFF"/>
-                <w:sz w:val="18"/>
-              </w:rPr>
-              <w:t>Sprint / Milestone</w:t>
+              <w:t>React 19 SPA setup, Tailwind layout, 2-theme engine, routing, sidebar, responsive drawer</w:t>
             </w:r>
           </w:p>
         </w:tc>
         <w:tc>
           <w:tcPr>
-            <w:tcW w:type="dxa" w:w="3744"/>
+            <w:tcW w:type="dxa" w:w="1440"/>
             <w:vAlign w:val="center"/>
             <w:tcMar>
-              <w:top w:w="100" w:type="dxa"/>
-              <w:bottom w:w="100" w:type="dxa"/>
-              <w:left w:w="120" w:type="dxa"/>
-              <w:right w:w="120" w:type="dxa"/>
-            </w:tcMar>
-            <w:shd w:fill="1E293B"/>
-            <w:tcBorders>
-              <w:top w:val="single" w:sz="4" w:space="0" w:color="CBD5E1"/>
-              <w:left w:val="single" w:sz="4" w:space="0" w:color="CBD5E1"/>
-              <w:bottom w:val="single" w:sz="4" w:space="0" w:color="CBD5E1"/>
-              <w:right w:val="single" w:sz="4" w:space="0" w:color="CBD5E1"/>
-              <w:insideH w:val="none"/>
-              <w:insideV w:val="none"/>
-            </w:tcBorders>
-          </w:tcPr>
-          <w:p>
-            <w:pPr>
-              <w:spacing w:before="60" w:after="60"/>
-            </w:pPr>
-            <w:r>
-              <w:rPr>
-                <w:rFonts w:ascii="Arial" w:hAnsi="Arial"/>
-                <w:b/>
-                <w:color w:val="FFFFFF"/>
-                <w:sz w:val="18"/>
-              </w:rPr>
-              <w:t>Scope Delivered</w:t>
-            </w:r>
-          </w:p>
-        </w:tc>
-        <w:tc>
-          <w:tcPr>
-            <w:tcW w:type="dxa" w:w="1728"/>
-            <w:vAlign w:val="center"/>
-            <w:tcMar>
-              <w:top w:w="100" w:type="dxa"/>
-              <w:bottom w:w="100" w:type="dxa"/>
-              <w:left w:w="120" w:type="dxa"/>
-              <w:right w:w="120" w:type="dxa"/>
-            </w:tcMar>
-            <w:shd w:fill="1E293B"/>
-            <w:tcBorders>
-              <w:top w:val="single" w:sz="4" w:space="0" w:color="CBD5E1"/>
-              <w:left w:val="single" w:sz="4" w:space="0" w:color="CBD5E1"/>
-              <w:bottom w:val="single" w:sz="4" w:space="0" w:color="CBD5E1"/>
-              <w:right w:val="single" w:sz="4" w:space="0" w:color="CBD5E1"/>
-              <w:insideH w:val="none"/>
-              <w:insideV w:val="none"/>
-            </w:tcBorders>
-          </w:tcPr>
-          <w:p>
-            <w:pPr>
-              <w:spacing w:before="60" w:after="60"/>
-            </w:pPr>
-            <w:r>
-              <w:rPr>
-                <w:rFonts w:ascii="Arial" w:hAnsi="Arial"/>
-                <w:b/>
-                <w:color w:val="FFFFFF"/>
-                <w:sz w:val="18"/>
-              </w:rPr>
-              <w:t>Actual Co-Engg Hours</w:t>
-            </w:r>
-          </w:p>
-        </w:tc>
-        <w:tc>
-          <w:tcPr>
-            <w:tcW w:type="dxa" w:w="1296"/>
-            <w:vAlign w:val="center"/>
-            <w:tcMar>
-              <w:top w:w="100" w:type="dxa"/>
-              <w:bottom w:w="100" w:type="dxa"/>
-              <w:left w:w="120" w:type="dxa"/>
-              <w:right w:w="120" w:type="dxa"/>
-            </w:tcMar>
-            <w:shd w:fill="1E293B"/>
-            <w:tcBorders>
-              <w:top w:val="single" w:sz="4" w:space="0" w:color="CBD5E1"/>
-              <w:left w:val="single" w:sz="4" w:space="0" w:color="CBD5E1"/>
-              <w:bottom w:val="single" w:sz="4" w:space="0" w:color="CBD5E1"/>
-              <w:right w:val="single" w:sz="4" w:space="0" w:color="CBD5E1"/>
-              <w:insideH w:val="none"/>
-              <w:insideV w:val="none"/>
-            </w:tcBorders>
-          </w:tcPr>
-          <w:p>
-            <w:pPr>
-              <w:spacing w:before="60" w:after="60"/>
-            </w:pPr>
-            <w:r>
-              <w:rPr>
-                <w:rFonts w:ascii="Arial" w:hAnsi="Arial"/>
-                <w:b/>
-                <w:color w:val="FFFFFF"/>
-                <w:sz w:val="18"/>
-              </w:rPr>
-              <w:t>Duration</w:t>
-            </w:r>
-          </w:p>
-        </w:tc>
-      </w:tr>
-      <w:tr>
-        <w:trPr>
-          <w:cantSplit/>
-        </w:trPr>
-        <w:tc>
-          <w:tcPr>
-            <w:tcW w:type="dxa" w:w="2592"/>
-            <w:vAlign w:val="center"/>
-            <w:tcMar>
-              <w:top w:w="100" w:type="dxa"/>
-              <w:bottom w:w="100" w:type="dxa"/>
-              <w:left w:w="120" w:type="dxa"/>
-              <w:right w:w="120" w:type="dxa"/>
+              <w:top w:w="80" w:type="dxa"/>
+              <w:bottom w:w="80" w:type="dxa"/>
+              <w:left w:w="100" w:type="dxa"/>
+              <w:right w:w="100" w:type="dxa"/>
             </w:tcMar>
             <w:shd w:fill="F8FAFC"/>
             <w:tcBorders>
@@ -1485,21 +1434,133 @@
               <w:rPr>
                 <w:rFonts w:ascii="Arial" w:hAnsi="Arial"/>
                 <w:color w:val="1E293B"/>
-                <w:sz w:val="17"/>
+                <w:sz w:val="16"/>
               </w:rPr>
-              <w:t>Sprint 1: Genesis &amp; Foundations</w:t>
+              <w:t>6.0 Hours</w:t>
+            </w:r>
+          </w:p>
+        </w:tc>
+      </w:tr>
+      <w:tr>
+        <w:trPr>
+          <w:cantSplit/>
+        </w:trPr>
+        <w:tc>
+          <w:tcPr>
+            <w:tcW w:type="dxa" w:w="3168"/>
+            <w:vAlign w:val="center"/>
+            <w:tcMar>
+              <w:top w:w="80" w:type="dxa"/>
+              <w:bottom w:w="80" w:type="dxa"/>
+              <w:left w:w="100" w:type="dxa"/>
+              <w:right w:w="100" w:type="dxa"/>
+            </w:tcMar>
+            <w:shd w:fill="FFFFFF"/>
+            <w:tcBorders>
+              <w:top w:val="single" w:sz="4" w:space="0" w:color="CBD5E1"/>
+              <w:left w:val="single" w:sz="4" w:space="0" w:color="CBD5E1"/>
+              <w:bottom w:val="single" w:sz="4" w:space="0" w:color="CBD5E1"/>
+              <w:right w:val="single" w:sz="4" w:space="0" w:color="CBD5E1"/>
+              <w:insideH w:val="none"/>
+              <w:insideV w:val="none"/>
+            </w:tcBorders>
+          </w:tcPr>
+          <w:p>
+            <w:pPr>
+              <w:spacing w:before="40" w:after="40"/>
+            </w:pPr>
+            <w:r>
+              <w:rPr>
+                <w:rFonts w:ascii="Arial" w:hAnsi="Arial"/>
+                <w:color w:val="1E293B"/>
+                <w:sz w:val="16"/>
+              </w:rPr>
+              <w:t>Official 20-Year PYQ Ingestion &amp; Math</w:t>
             </w:r>
           </w:p>
         </w:tc>
         <w:tc>
           <w:tcPr>
-            <w:tcW w:type="dxa" w:w="3744"/>
+            <w:tcW w:type="dxa" w:w="4752"/>
             <w:vAlign w:val="center"/>
             <w:tcMar>
-              <w:top w:w="100" w:type="dxa"/>
-              <w:bottom w:w="100" w:type="dxa"/>
-              <w:left w:w="120" w:type="dxa"/>
-              <w:right w:w="120" w:type="dxa"/>
+              <w:top w:w="80" w:type="dxa"/>
+              <w:bottom w:w="80" w:type="dxa"/>
+              <w:left w:w="100" w:type="dxa"/>
+              <w:right w:w="100" w:type="dxa"/>
+            </w:tcMar>
+            <w:shd w:fill="FFFFFF"/>
+            <w:tcBorders>
+              <w:top w:val="single" w:sz="4" w:space="0" w:color="CBD5E1"/>
+              <w:left w:val="single" w:sz="4" w:space="0" w:color="CBD5E1"/>
+              <w:bottom w:val="single" w:sz="4" w:space="0" w:color="CBD5E1"/>
+              <w:right w:val="single" w:sz="4" w:space="0" w:color="CBD5E1"/>
+              <w:insideH w:val="none"/>
+              <w:insideV w:val="none"/>
+            </w:tcBorders>
+          </w:tcPr>
+          <w:p>
+            <w:pPr>
+              <w:spacing w:before="40" w:after="40"/>
+            </w:pPr>
+            <w:r>
+              <w:rPr>
+                <w:rFonts w:ascii="Arial" w:hAnsi="Arial"/>
+                <w:color w:val="1E293B"/>
+                <w:sz w:val="16"/>
+              </w:rPr>
+              <w:t>Extraction of 1,324 PYQs (2007–2026), KaTeX formula formatting, option keys validation</w:t>
+            </w:r>
+          </w:p>
+        </w:tc>
+        <w:tc>
+          <w:tcPr>
+            <w:tcW w:type="dxa" w:w="1440"/>
+            <w:vAlign w:val="center"/>
+            <w:tcMar>
+              <w:top w:w="80" w:type="dxa"/>
+              <w:bottom w:w="80" w:type="dxa"/>
+              <w:left w:w="100" w:type="dxa"/>
+              <w:right w:w="100" w:type="dxa"/>
+            </w:tcMar>
+            <w:shd w:fill="FFFFFF"/>
+            <w:tcBorders>
+              <w:top w:val="single" w:sz="4" w:space="0" w:color="CBD5E1"/>
+              <w:left w:val="single" w:sz="4" w:space="0" w:color="CBD5E1"/>
+              <w:bottom w:val="single" w:sz="4" w:space="0" w:color="CBD5E1"/>
+              <w:right w:val="single" w:sz="4" w:space="0" w:color="CBD5E1"/>
+              <w:insideH w:val="none"/>
+              <w:insideV w:val="none"/>
+            </w:tcBorders>
+          </w:tcPr>
+          <w:p>
+            <w:pPr>
+              <w:spacing w:before="40" w:after="40"/>
+            </w:pPr>
+            <w:r>
+              <w:rPr>
+                <w:rFonts w:ascii="Arial" w:hAnsi="Arial"/>
+                <w:color w:val="1E293B"/>
+                <w:sz w:val="16"/>
+              </w:rPr>
+              <w:t>8.5 Hours</w:t>
+            </w:r>
+          </w:p>
+        </w:tc>
+      </w:tr>
+      <w:tr>
+        <w:trPr>
+          <w:cantSplit/>
+        </w:trPr>
+        <w:tc>
+          <w:tcPr>
+            <w:tcW w:type="dxa" w:w="3168"/>
+            <w:vAlign w:val="center"/>
+            <w:tcMar>
+              <w:top w:w="80" w:type="dxa"/>
+              <w:bottom w:w="80" w:type="dxa"/>
+              <w:left w:w="100" w:type="dxa"/>
+              <w:right w:w="100" w:type="dxa"/>
             </w:tcMar>
             <w:shd w:fill="F8FAFC"/>
             <w:tcBorders>
@@ -1519,21 +1580,21 @@
               <w:rPr>
                 <w:rFonts w:ascii="Arial" w:hAnsi="Arial"/>
                 <w:color w:val="1E293B"/>
-                <w:sz w:val="17"/>
+                <w:sz w:val="16"/>
               </w:rPr>
-              <w:t>Core portal, first 3 mocks, 14-year trend formula sheet, DOCX parser, Arcade games.</w:t>
+              <w:t>50 Custom Mock Papers Ingestion</w:t>
             </w:r>
           </w:p>
         </w:tc>
         <w:tc>
           <w:tcPr>
-            <w:tcW w:type="dxa" w:w="1728"/>
+            <w:tcW w:type="dxa" w:w="4752"/>
             <w:vAlign w:val="center"/>
             <w:tcMar>
-              <w:top w:w="100" w:type="dxa"/>
-              <w:bottom w:w="100" w:type="dxa"/>
-              <w:left w:w="120" w:type="dxa"/>
-              <w:right w:w="120" w:type="dxa"/>
+              <w:top w:w="80" w:type="dxa"/>
+              <w:bottom w:w="80" w:type="dxa"/>
+              <w:left w:w="100" w:type="dxa"/>
+              <w:right w:w="100" w:type="dxa"/>
             </w:tcMar>
             <w:shd w:fill="F8FAFC"/>
             <w:tcBorders>
@@ -1553,21 +1614,21 @@
               <w:rPr>
                 <w:rFonts w:ascii="Arial" w:hAnsi="Arial"/>
                 <w:color w:val="1E293B"/>
-                <w:sz w:val="17"/>
+                <w:sz w:val="16"/>
               </w:rPr>
-              <w:t>18.5 Hours</w:t>
+              <w:t>Ingestion &amp; validation of 50 mock papers (3,250 Qs), 65-Q blueprint schema checks, DOCX downloads</w:t>
             </w:r>
           </w:p>
         </w:tc>
         <w:tc>
           <w:tcPr>
-            <w:tcW w:type="dxa" w:w="1296"/>
+            <w:tcW w:type="dxa" w:w="1440"/>
             <w:vAlign w:val="center"/>
             <w:tcMar>
-              <w:top w:w="100" w:type="dxa"/>
-              <w:bottom w:w="100" w:type="dxa"/>
-              <w:left w:w="120" w:type="dxa"/>
-              <w:right w:w="120" w:type="dxa"/>
+              <w:top w:w="80" w:type="dxa"/>
+              <w:bottom w:w="80" w:type="dxa"/>
+              <w:left w:w="100" w:type="dxa"/>
+              <w:right w:w="100" w:type="dxa"/>
             </w:tcMar>
             <w:shd w:fill="F8FAFC"/>
             <w:tcBorders>
@@ -1587,9 +1648,9 @@
               <w:rPr>
                 <w:rFonts w:ascii="Arial" w:hAnsi="Arial"/>
                 <w:color w:val="1E293B"/>
-                <w:sz w:val="17"/>
+                <w:sz w:val="16"/>
               </w:rPr>
-              <w:t>2 Days</w:t>
+              <w:t>12.0 Hours</w:t>
             </w:r>
           </w:p>
         </w:tc>
@@ -1600,13 +1661,13 @@
         </w:trPr>
         <w:tc>
           <w:tcPr>
-            <w:tcW w:type="dxa" w:w="2592"/>
+            <w:tcW w:type="dxa" w:w="3168"/>
             <w:vAlign w:val="center"/>
             <w:tcMar>
-              <w:top w:w="100" w:type="dxa"/>
-              <w:bottom w:w="100" w:type="dxa"/>
-              <w:left w:w="120" w:type="dxa"/>
-              <w:right w:w="120" w:type="dxa"/>
+              <w:top w:w="80" w:type="dxa"/>
+              <w:bottom w:w="80" w:type="dxa"/>
+              <w:left w:w="100" w:type="dxa"/>
+              <w:right w:w="100" w:type="dxa"/>
             </w:tcMar>
             <w:shd w:fill="FFFFFF"/>
             <w:tcBorders>
@@ -1626,21 +1687,21 @@
               <w:rPr>
                 <w:rFonts w:ascii="Arial" w:hAnsi="Arial"/>
                 <w:color w:val="1E293B"/>
-                <w:sz w:val="17"/>
+                <w:sz w:val="16"/>
               </w:rPr>
-              <w:t>Sprint 2: Offline PWA &amp; Deploy</w:t>
+              <w:t>TCS iON CBT Engine &amp; Keypad</w:t>
             </w:r>
           </w:p>
         </w:tc>
         <w:tc>
           <w:tcPr>
-            <w:tcW w:type="dxa" w:w="3744"/>
+            <w:tcW w:type="dxa" w:w="4752"/>
             <w:vAlign w:val="center"/>
             <w:tcMar>
-              <w:top w:w="100" w:type="dxa"/>
-              <w:bottom w:w="100" w:type="dxa"/>
-              <w:left w:w="120" w:type="dxa"/>
-              <w:right w:w="120" w:type="dxa"/>
+              <w:top w:w="80" w:type="dxa"/>
+              <w:bottom w:w="80" w:type="dxa"/>
+              <w:left w:w="100" w:type="dxa"/>
+              <w:right w:w="100" w:type="dxa"/>
             </w:tcMar>
             <w:shd w:fill="FFFFFF"/>
             <w:tcBorders>
@@ -1660,21 +1721,21 @@
               <w:rPr>
                 <w:rFonts w:ascii="Arial" w:hAnsi="Arial"/>
                 <w:color w:val="1E293B"/>
-                <w:sz w:val="17"/>
+                <w:sz w:val="16"/>
               </w:rPr>
-              <w:t>Vercel SPA asset routing, 5-tier SW cache, 264-test verification suite, Hero branding.</w:t>
+              <w:t>180-min wall-clock timer, 5 palette states, crash recovery, scientific calculator, NAT keypad</w:t>
             </w:r>
           </w:p>
         </w:tc>
         <w:tc>
           <w:tcPr>
-            <w:tcW w:type="dxa" w:w="1728"/>
+            <w:tcW w:type="dxa" w:w="1440"/>
             <w:vAlign w:val="center"/>
             <w:tcMar>
-              <w:top w:w="100" w:type="dxa"/>
-              <w:bottom w:w="100" w:type="dxa"/>
-              <w:left w:w="120" w:type="dxa"/>
-              <w:right w:w="120" w:type="dxa"/>
+              <w:top w:w="80" w:type="dxa"/>
+              <w:bottom w:w="80" w:type="dxa"/>
+              <w:left w:w="100" w:type="dxa"/>
+              <w:right w:w="100" w:type="dxa"/>
             </w:tcMar>
             <w:shd w:fill="FFFFFF"/>
             <w:tcBorders>
@@ -1694,21 +1755,133 @@
               <w:rPr>
                 <w:rFonts w:ascii="Arial" w:hAnsi="Arial"/>
                 <w:color w:val="1E293B"/>
-                <w:sz w:val="17"/>
+                <w:sz w:val="16"/>
               </w:rPr>
-              <w:t>24.0 Hours</w:t>
+              <w:t>7.5 Hours</w:t>
+            </w:r>
+          </w:p>
+        </w:tc>
+      </w:tr>
+      <w:tr>
+        <w:trPr>
+          <w:cantSplit/>
+        </w:trPr>
+        <w:tc>
+          <w:tcPr>
+            <w:tcW w:type="dxa" w:w="3168"/>
+            <w:vAlign w:val="center"/>
+            <w:tcMar>
+              <w:top w:w="80" w:type="dxa"/>
+              <w:bottom w:w="80" w:type="dxa"/>
+              <w:left w:w="100" w:type="dxa"/>
+              <w:right w:w="100" w:type="dxa"/>
+            </w:tcMar>
+            <w:shd w:fill="F8FAFC"/>
+            <w:tcBorders>
+              <w:top w:val="single" w:sz="4" w:space="0" w:color="CBD5E1"/>
+              <w:left w:val="single" w:sz="4" w:space="0" w:color="CBD5E1"/>
+              <w:bottom w:val="single" w:sz="4" w:space="0" w:color="CBD5E1"/>
+              <w:right w:val="single" w:sz="4" w:space="0" w:color="CBD5E1"/>
+              <w:insideH w:val="none"/>
+              <w:insideV w:val="none"/>
+            </w:tcBorders>
+          </w:tcPr>
+          <w:p>
+            <w:pPr>
+              <w:spacing w:before="40" w:after="40"/>
+            </w:pPr>
+            <w:r>
+              <w:rPr>
+                <w:rFonts w:ascii="Arial" w:hAnsi="Arial"/>
+                <w:color w:val="1E293B"/>
+                <w:sz w:val="16"/>
+              </w:rPr>
+              <w:t>Scoring Core &amp; Offline Sync</w:t>
             </w:r>
           </w:p>
         </w:tc>
         <w:tc>
           <w:tcPr>
-            <w:tcW w:type="dxa" w:w="1296"/>
+            <w:tcW w:type="dxa" w:w="4752"/>
             <w:vAlign w:val="center"/>
             <w:tcMar>
-              <w:top w:w="100" w:type="dxa"/>
-              <w:bottom w:w="100" w:type="dxa"/>
-              <w:left w:w="120" w:type="dxa"/>
-              <w:right w:w="120" w:type="dxa"/>
+              <w:top w:w="80" w:type="dxa"/>
+              <w:bottom w:w="80" w:type="dxa"/>
+              <w:left w:w="100" w:type="dxa"/>
+              <w:right w:w="100" w:type="dxa"/>
+            </w:tcMar>
+            <w:shd w:fill="F8FAFC"/>
+            <w:tcBorders>
+              <w:top w:val="single" w:sz="4" w:space="0" w:color="CBD5E1"/>
+              <w:left w:val="single" w:sz="4" w:space="0" w:color="CBD5E1"/>
+              <w:bottom w:val="single" w:sz="4" w:space="0" w:color="CBD5E1"/>
+              <w:right w:val="single" w:sz="4" w:space="0" w:color="CBD5E1"/>
+              <w:insideH w:val="none"/>
+              <w:insideV w:val="none"/>
+            </w:tcBorders>
+          </w:tcPr>
+          <w:p>
+            <w:pPr>
+              <w:spacing w:before="40" w:after="40"/>
+            </w:pPr>
+            <w:r>
+              <w:rPr>
+                <w:rFonts w:ascii="Arial" w:hAnsi="Arial"/>
+                <w:color w:val="1E293B"/>
+                <w:sz w:val="16"/>
+              </w:rPr>
+              <w:t>MCQ/MSQ/NAT evaluation, IEEE-754 tolerance, 5-tier Service Worker, IndexedDB queue</w:t>
+            </w:r>
+          </w:p>
+        </w:tc>
+        <w:tc>
+          <w:tcPr>
+            <w:tcW w:type="dxa" w:w="1440"/>
+            <w:vAlign w:val="center"/>
+            <w:tcMar>
+              <w:top w:w="80" w:type="dxa"/>
+              <w:bottom w:w="80" w:type="dxa"/>
+              <w:left w:w="100" w:type="dxa"/>
+              <w:right w:w="100" w:type="dxa"/>
+            </w:tcMar>
+            <w:shd w:fill="F8FAFC"/>
+            <w:tcBorders>
+              <w:top w:val="single" w:sz="4" w:space="0" w:color="CBD5E1"/>
+              <w:left w:val="single" w:sz="4" w:space="0" w:color="CBD5E1"/>
+              <w:bottom w:val="single" w:sz="4" w:space="0" w:color="CBD5E1"/>
+              <w:right w:val="single" w:sz="4" w:space="0" w:color="CBD5E1"/>
+              <w:insideH w:val="none"/>
+              <w:insideV w:val="none"/>
+            </w:tcBorders>
+          </w:tcPr>
+          <w:p>
+            <w:pPr>
+              <w:spacing w:before="40" w:after="40"/>
+            </w:pPr>
+            <w:r>
+              <w:rPr>
+                <w:rFonts w:ascii="Arial" w:hAnsi="Arial"/>
+                <w:color w:val="1E293B"/>
+                <w:sz w:val="16"/>
+              </w:rPr>
+              <w:t>6.5 Hours</w:t>
+            </w:r>
+          </w:p>
+        </w:tc>
+      </w:tr>
+      <w:tr>
+        <w:trPr>
+          <w:cantSplit/>
+        </w:trPr>
+        <w:tc>
+          <w:tcPr>
+            <w:tcW w:type="dxa" w:w="3168"/>
+            <w:vAlign w:val="center"/>
+            <w:tcMar>
+              <w:top w:w="80" w:type="dxa"/>
+              <w:bottom w:w="80" w:type="dxa"/>
+              <w:left w:w="100" w:type="dxa"/>
+              <w:right w:w="100" w:type="dxa"/>
             </w:tcMar>
             <w:shd w:fill="FFFFFF"/>
             <w:tcBorders>
@@ -1728,9 +1901,77 @@
               <w:rPr>
                 <w:rFonts w:ascii="Arial" w:hAnsi="Arial"/>
                 <w:color w:val="1E293B"/>
-                <w:sz w:val="17"/>
+                <w:sz w:val="16"/>
               </w:rPr>
-              <w:t>2 Days</w:t>
+              <w:t>Practice Hub, Heatmap &amp; Gamification</w:t>
+            </w:r>
+          </w:p>
+        </w:tc>
+        <w:tc>
+          <w:tcPr>
+            <w:tcW w:type="dxa" w:w="4752"/>
+            <w:vAlign w:val="center"/>
+            <w:tcMar>
+              <w:top w:w="80" w:type="dxa"/>
+              <w:bottom w:w="80" w:type="dxa"/>
+              <w:left w:w="100" w:type="dxa"/>
+              <w:right w:w="100" w:type="dxa"/>
+            </w:tcMar>
+            <w:shd w:fill="FFFFFF"/>
+            <w:tcBorders>
+              <w:top w:val="single" w:sz="4" w:space="0" w:color="CBD5E1"/>
+              <w:left w:val="single" w:sz="4" w:space="0" w:color="CBD5E1"/>
+              <w:bottom w:val="single" w:sz="4" w:space="0" w:color="CBD5E1"/>
+              <w:right w:val="single" w:sz="4" w:space="0" w:color="CBD5E1"/>
+              <w:insideH w:val="none"/>
+              <w:insideV w:val="none"/>
+            </w:tcBorders>
+          </w:tcPr>
+          <w:p>
+            <w:pPr>
+              <w:spacing w:before="40" w:after="40"/>
+            </w:pPr>
+            <w:r>
+              <w:rPr>
+                <w:rFonts w:ascii="Arial" w:hAnsi="Arial"/>
+                <w:color w:val="1E293B"/>
+                <w:sz w:val="16"/>
+              </w:rPr>
+              <w:t>Cascading filters, 14-yr weightage heatmap, Academic/Break XP, Anti-cheat Zero-XP rule</w:t>
+            </w:r>
+          </w:p>
+        </w:tc>
+        <w:tc>
+          <w:tcPr>
+            <w:tcW w:type="dxa" w:w="1440"/>
+            <w:vAlign w:val="center"/>
+            <w:tcMar>
+              <w:top w:w="80" w:type="dxa"/>
+              <w:bottom w:w="80" w:type="dxa"/>
+              <w:left w:w="100" w:type="dxa"/>
+              <w:right w:w="100" w:type="dxa"/>
+            </w:tcMar>
+            <w:shd w:fill="FFFFFF"/>
+            <w:tcBorders>
+              <w:top w:val="single" w:sz="4" w:space="0" w:color="CBD5E1"/>
+              <w:left w:val="single" w:sz="4" w:space="0" w:color="CBD5E1"/>
+              <w:bottom w:val="single" w:sz="4" w:space="0" w:color="CBD5E1"/>
+              <w:right w:val="single" w:sz="4" w:space="0" w:color="CBD5E1"/>
+              <w:insideH w:val="none"/>
+              <w:insideV w:val="none"/>
+            </w:tcBorders>
+          </w:tcPr>
+          <w:p>
+            <w:pPr>
+              <w:spacing w:before="40" w:after="40"/>
+            </w:pPr>
+            <w:r>
+              <w:rPr>
+                <w:rFonts w:ascii="Arial" w:hAnsi="Arial"/>
+                <w:color w:val="1E293B"/>
+                <w:sz w:val="16"/>
+              </w:rPr>
+              <w:t>5.5 Hours</w:t>
             </w:r>
           </w:p>
         </w:tc>
@@ -1741,13 +1982,13 @@
         </w:trPr>
         <w:tc>
           <w:tcPr>
-            <w:tcW w:type="dxa" w:w="2592"/>
+            <w:tcW w:type="dxa" w:w="3168"/>
             <w:vAlign w:val="center"/>
             <w:tcMar>
-              <w:top w:w="100" w:type="dxa"/>
-              <w:bottom w:w="100" w:type="dxa"/>
-              <w:left w:w="120" w:type="dxa"/>
-              <w:right w:w="120" w:type="dxa"/>
+              <w:top w:w="80" w:type="dxa"/>
+              <w:bottom w:w="80" w:type="dxa"/>
+              <w:left w:w="100" w:type="dxa"/>
+              <w:right w:w="100" w:type="dxa"/>
             </w:tcMar>
             <w:shd w:fill="F8FAFC"/>
             <w:tcBorders>
@@ -1767,21 +2008,21 @@
               <w:rPr>
                 <w:rFonts w:ascii="Arial" w:hAnsi="Arial"/>
                 <w:color w:val="1E293B"/>
-                <w:sz w:val="17"/>
+                <w:sz w:val="16"/>
               </w:rPr>
-              <w:t>Sprint 3: Community &amp; TCS iON CBT</w:t>
+              <w:t>Testing, Optimization &amp; Build Packaging</w:t>
             </w:r>
           </w:p>
         </w:tc>
         <w:tc>
           <w:tcPr>
-            <w:tcW w:type="dxa" w:w="3744"/>
+            <w:tcW w:type="dxa" w:w="4752"/>
             <w:vAlign w:val="center"/>
             <w:tcMar>
-              <w:top w:w="100" w:type="dxa"/>
-              <w:bottom w:w="100" w:type="dxa"/>
-              <w:left w:w="120" w:type="dxa"/>
-              <w:right w:w="120" w:type="dxa"/>
+              <w:top w:w="80" w:type="dxa"/>
+              <w:bottom w:w="80" w:type="dxa"/>
+              <w:left w:w="100" w:type="dxa"/>
+              <w:right w:w="100" w:type="dxa"/>
             </w:tcMar>
             <w:shd w:fill="F8FAFC"/>
             <w:tcBorders>
@@ -1801,21 +2042,21 @@
               <w:rPr>
                 <w:rFonts w:ascii="Arial" w:hAnsi="Arial"/>
                 <w:color w:val="1E293B"/>
-                <w:sz w:val="17"/>
+                <w:sz w:val="16"/>
               </w:rPr>
-              <w:t>Faculty registration, Solver engine, notifications, 2-theme engine, CBT pre-test gate.</w:t>
+              <w:t>710 tests authoring across 129 suites, Vite manualChunks code-splitting, PDF generator</w:t>
             </w:r>
           </w:p>
         </w:tc>
         <w:tc>
           <w:tcPr>
-            <w:tcW w:type="dxa" w:w="1728"/>
+            <w:tcW w:type="dxa" w:w="1440"/>
             <w:vAlign w:val="center"/>
             <w:tcMar>
-              <w:top w:w="100" w:type="dxa"/>
-              <w:bottom w:w="100" w:type="dxa"/>
-              <w:left w:w="120" w:type="dxa"/>
-              <w:right w:w="120" w:type="dxa"/>
+              <w:top w:w="80" w:type="dxa"/>
+              <w:bottom w:w="80" w:type="dxa"/>
+              <w:left w:w="100" w:type="dxa"/>
+              <w:right w:w="100" w:type="dxa"/>
             </w:tcMar>
             <w:shd w:fill="F8FAFC"/>
             <w:tcBorders>
@@ -1835,21 +2076,276 @@
               <w:rPr>
                 <w:rFonts w:ascii="Arial" w:hAnsi="Arial"/>
                 <w:color w:val="1E293B"/>
+                <w:sz w:val="16"/>
+              </w:rPr>
+              <w:t>6.0 Hours</w:t>
+            </w:r>
+          </w:p>
+        </w:tc>
+      </w:tr>
+    </w:tbl>
+    <w:p>
+      <w:pPr>
+        <w:spacing w:after="60"/>
+      </w:pPr>
+    </w:p>
+    <w:tbl>
+      <w:tblPr>
+        <w:tblW w:type="auto" w:w="0"/>
+        <w:jc w:val="center"/>
+        <w:tblLayout w:type="fixed"/>
+        <w:tblLook w:firstColumn="1" w:firstRow="1" w:lastColumn="0" w:lastRow="0" w:noHBand="0" w:noVBand="1" w:val="04A0"/>
+      </w:tblPr>
+      <w:tblGrid>
+        <w:gridCol w:w="10224"/>
+      </w:tblGrid>
+      <w:tr>
+        <w:tc>
+          <w:tcPr>
+            <w:tcW w:type="dxa" w:w="9360"/>
+            <w:shd w:fill="F8FAFC"/>
+            <w:tcMar>
+              <w:top w:w="120" w:type="dxa"/>
+              <w:bottom w:w="120" w:type="dxa"/>
+              <w:left w:w="160" w:type="dxa"/>
+              <w:right w:w="160" w:type="dxa"/>
+            </w:tcMar>
+            <w:tcBorders>
+              <w:top w:val="none"/>
+              <w:left w:val="single" w:sz="24" w:space="0" w:color="2563EB"/>
+              <w:bottom w:val="none"/>
+              <w:right w:val="none"/>
+            </w:tcBorders>
+          </w:tcPr>
+          <w:p>
+            <w:pPr>
+              <w:spacing w:before="20" w:after="40"/>
+            </w:pPr>
+            <w:r>
+              <w:rPr>
+                <w:rFonts w:ascii="Arial" w:hAnsi="Arial"/>
+                <w:b/>
+                <w:color w:val="1E293B"/>
+                <w:sz w:val="19"/>
+              </w:rPr>
+              <w:t>📌  GROUNDED EFFORT SUMMARY</w:t>
+              <w:br/>
+            </w:r>
+          </w:p>
+          <w:p>
+            <w:pPr>
+              <w:spacing w:before="20" w:after="20" w:line="276" w:lineRule="auto"/>
+            </w:pPr>
+            <w:r>
+              <w:rPr>
+                <w:rFonts w:ascii="Arial" w:hAnsi="Arial"/>
+                <w:color w:val="334155"/>
                 <w:sz w:val="17"/>
               </w:rPr>
-              <w:t>16.0 Hours</w:t>
+              <w:t>• Total Realistic Active Development Time: ~50–55 Hands-On Focused Hours across 3 weeks.</w:t>
+            </w:r>
+          </w:p>
+          <w:p>
+            <w:pPr>
+              <w:spacing w:before="20" w:after="20" w:line="276" w:lineRule="auto"/>
+            </w:pPr>
+            <w:r>
+              <w:rPr>
+                <w:rFonts w:ascii="Arial" w:hAnsi="Arial"/>
+                <w:color w:val="334155"/>
+                <w:sz w:val="17"/>
+              </w:rPr>
+              <w:t>• High Efficiency Driver: Leveraging AI pair-programming reduced traditional boilerplate coding from ~250–300 hours down to ~52 focused hours.</w:t>
+            </w:r>
+          </w:p>
+          <w:p>
+            <w:pPr>
+              <w:spacing w:before="20" w:after="20" w:line="276" w:lineRule="auto"/>
+            </w:pPr>
+            <w:r>
+              <w:rPr>
+                <w:rFonts w:ascii="Arial" w:hAnsi="Arial"/>
+                <w:color w:val="334155"/>
+                <w:sz w:val="17"/>
+              </w:rPr>
+              <w:t>• Student Project Reality: Executed alongside regular B.Tech coursework at COAET CCS HAU Hisar in concentrated late-evening bursts.</w:t>
+            </w:r>
+          </w:p>
+        </w:tc>
+      </w:tr>
+    </w:tbl>
+    <w:p>
+      <w:pPr>
+        <w:spacing w:after="60"/>
+      </w:pPr>
+    </w:p>
+    <w:p>
+      <w:pPr>
+        <w:keepNext/>
+        <w:spacing w:before="200" w:after="40"/>
+      </w:pPr>
+      <w:r>
+        <w:rPr>
+          <w:rFonts w:ascii="Arial" w:hAnsi="Arial"/>
+          <w:b/>
+          <w:color w:val="0F172A"/>
+          <w:sz w:val="23"/>
+        </w:rPr>
+        <w:t>4. Grounded, Realistic Project Valuation (Market &amp; Academic Reality)</w:t>
+      </w:r>
+    </w:p>
+    <w:p>
+      <w:pPr>
+        <w:spacing w:before="0" w:after="60"/>
+      </w:pPr>
+      <w:r>
+        <w:rPr>
+          <w:color w:val="2563EB"/>
+          <w:sz w:val="14"/>
+        </w:rPr>
+        <w:t>――――――――――――――――――――――――――――――――――――――――――――――――――――――</w:t>
+      </w:r>
+    </w:p>
+    <w:p>
+      <w:r>
+        <w:t>A defensible, realistic valuation reflecting real-world Indian EdTech market economics, content licensing value, and college-level commercial reality:</w:t>
+      </w:r>
+    </w:p>
+    <w:tbl>
+      <w:tblPr>
+        <w:tblW w:type="auto" w:w="0"/>
+        <w:jc w:val="center"/>
+        <w:tblLook w:firstColumn="1" w:firstRow="1" w:lastColumn="0" w:lastRow="0" w:noHBand="0" w:noVBand="1" w:val="04A0"/>
+      </w:tblPr>
+      <w:tblGrid>
+        <w:gridCol w:w="3408"/>
+        <w:gridCol w:w="3408"/>
+        <w:gridCol w:w="3408"/>
+      </w:tblGrid>
+      <w:tr>
+        <w:trPr>
+          <w:cantSplit/>
+          <w:tblHeader/>
+        </w:trPr>
+        <w:tc>
+          <w:tcPr>
+            <w:tcW w:type="dxa" w:w="2592"/>
+            <w:vAlign w:val="center"/>
+            <w:tcMar>
+              <w:top w:w="80" w:type="dxa"/>
+              <w:bottom w:w="80" w:type="dxa"/>
+              <w:left w:w="100" w:type="dxa"/>
+              <w:right w:w="100" w:type="dxa"/>
+            </w:tcMar>
+            <w:shd w:fill="1E293B"/>
+            <w:tcBorders>
+              <w:top w:val="single" w:sz="4" w:space="0" w:color="CBD5E1"/>
+              <w:left w:val="single" w:sz="4" w:space="0" w:color="CBD5E1"/>
+              <w:bottom w:val="single" w:sz="4" w:space="0" w:color="CBD5E1"/>
+              <w:right w:val="single" w:sz="4" w:space="0" w:color="CBD5E1"/>
+              <w:insideH w:val="none"/>
+              <w:insideV w:val="none"/>
+            </w:tcBorders>
+          </w:tcPr>
+          <w:p>
+            <w:pPr>
+              <w:spacing w:before="40" w:after="40"/>
+            </w:pPr>
+            <w:r>
+              <w:rPr>
+                <w:rFonts w:ascii="Arial" w:hAnsi="Arial"/>
+                <w:b/>
+                <w:color w:val="FFFFFF"/>
+                <w:sz w:val="17"/>
+              </w:rPr>
+              <w:t>Valuation Dimension</w:t>
             </w:r>
           </w:p>
         </w:tc>
         <w:tc>
           <w:tcPr>
-            <w:tcW w:type="dxa" w:w="1296"/>
+            <w:tcW w:type="dxa" w:w="4464"/>
             <w:vAlign w:val="center"/>
             <w:tcMar>
-              <w:top w:w="100" w:type="dxa"/>
-              <w:bottom w:w="100" w:type="dxa"/>
-              <w:left w:w="120" w:type="dxa"/>
-              <w:right w:w="120" w:type="dxa"/>
+              <w:top w:w="80" w:type="dxa"/>
+              <w:bottom w:w="80" w:type="dxa"/>
+              <w:left w:w="100" w:type="dxa"/>
+              <w:right w:w="100" w:type="dxa"/>
+            </w:tcMar>
+            <w:shd w:fill="1E293B"/>
+            <w:tcBorders>
+              <w:top w:val="single" w:sz="4" w:space="0" w:color="CBD5E1"/>
+              <w:left w:val="single" w:sz="4" w:space="0" w:color="CBD5E1"/>
+              <w:bottom w:val="single" w:sz="4" w:space="0" w:color="CBD5E1"/>
+              <w:right w:val="single" w:sz="4" w:space="0" w:color="CBD5E1"/>
+              <w:insideH w:val="none"/>
+              <w:insideV w:val="none"/>
+            </w:tcBorders>
+          </w:tcPr>
+          <w:p>
+            <w:pPr>
+              <w:spacing w:before="40" w:after="40"/>
+            </w:pPr>
+            <w:r>
+              <w:rPr>
+                <w:rFonts w:ascii="Arial" w:hAnsi="Arial"/>
+                <w:b/>
+                <w:color w:val="FFFFFF"/>
+                <w:sz w:val="17"/>
+              </w:rPr>
+              <w:t>Practical Valuation Basis &amp; Benchmark</w:t>
+            </w:r>
+          </w:p>
+        </w:tc>
+        <w:tc>
+          <w:tcPr>
+            <w:tcW w:type="dxa" w:w="2304"/>
+            <w:vAlign w:val="center"/>
+            <w:tcMar>
+              <w:top w:w="80" w:type="dxa"/>
+              <w:bottom w:w="80" w:type="dxa"/>
+              <w:left w:w="100" w:type="dxa"/>
+              <w:right w:w="100" w:type="dxa"/>
+            </w:tcMar>
+            <w:shd w:fill="1E293B"/>
+            <w:tcBorders>
+              <w:top w:val="single" w:sz="4" w:space="0" w:color="CBD5E1"/>
+              <w:left w:val="single" w:sz="4" w:space="0" w:color="CBD5E1"/>
+              <w:bottom w:val="single" w:sz="4" w:space="0" w:color="CBD5E1"/>
+              <w:right w:val="single" w:sz="4" w:space="0" w:color="CBD5E1"/>
+              <w:insideH w:val="none"/>
+              <w:insideV w:val="none"/>
+            </w:tcBorders>
+          </w:tcPr>
+          <w:p>
+            <w:pPr>
+              <w:spacing w:before="40" w:after="40"/>
+            </w:pPr>
+            <w:r>
+              <w:rPr>
+                <w:rFonts w:ascii="Arial" w:hAnsi="Arial"/>
+                <w:b/>
+                <w:color w:val="FFFFFF"/>
+                <w:sz w:val="17"/>
+              </w:rPr>
+              <w:t>Realistic Value (INR)</w:t>
+            </w:r>
+          </w:p>
+        </w:tc>
+      </w:tr>
+      <w:tr>
+        <w:trPr>
+          <w:cantSplit/>
+        </w:trPr>
+        <w:tc>
+          <w:tcPr>
+            <w:tcW w:type="dxa" w:w="2592"/>
+            <w:vAlign w:val="center"/>
+            <w:tcMar>
+              <w:top w:w="80" w:type="dxa"/>
+              <w:bottom w:w="80" w:type="dxa"/>
+              <w:left w:w="100" w:type="dxa"/>
+              <w:right w:w="100" w:type="dxa"/>
             </w:tcMar>
             <w:shd w:fill="F8FAFC"/>
             <w:tcBorders>
@@ -1869,9 +2365,79 @@
               <w:rPr>
                 <w:rFonts w:ascii="Arial" w:hAnsi="Arial"/>
                 <w:color w:val="1E293B"/>
-                <w:sz w:val="17"/>
+                <w:sz w:val="16"/>
               </w:rPr>
-              <w:t>1 Day</w:t>
+              <w:t>Student / Capstone Open-Source Asset Value</w:t>
+            </w:r>
+          </w:p>
+        </w:tc>
+        <w:tc>
+          <w:tcPr>
+            <w:tcW w:type="dxa" w:w="4464"/>
+            <w:vAlign w:val="center"/>
+            <w:tcMar>
+              <w:top w:w="80" w:type="dxa"/>
+              <w:bottom w:w="80" w:type="dxa"/>
+              <w:left w:w="100" w:type="dxa"/>
+              <w:right w:w="100" w:type="dxa"/>
+            </w:tcMar>
+            <w:shd w:fill="F8FAFC"/>
+            <w:tcBorders>
+              <w:top w:val="single" w:sz="4" w:space="0" w:color="CBD5E1"/>
+              <w:left w:val="single" w:sz="4" w:space="0" w:color="CBD5E1"/>
+              <w:bottom w:val="single" w:sz="4" w:space="0" w:color="CBD5E1"/>
+              <w:right w:val="single" w:sz="4" w:space="0" w:color="CBD5E1"/>
+              <w:insideH w:val="none"/>
+              <w:insideV w:val="none"/>
+            </w:tcBorders>
+          </w:tcPr>
+          <w:p>
+            <w:pPr>
+              <w:spacing w:before="40" w:after="40"/>
+            </w:pPr>
+            <w:r>
+              <w:rPr>
+                <w:rFonts w:ascii="Arial" w:hAnsi="Arial"/>
+                <w:color w:val="1E293B"/>
+                <w:sz w:val="16"/>
+              </w:rPr>
+              <w:t>Direct development value of modern React PWA codebase + verified data as an advanced B.Tech capstone / departmental tool</w:t>
+            </w:r>
+          </w:p>
+        </w:tc>
+        <w:tc>
+          <w:tcPr>
+            <w:tcW w:type="dxa" w:w="2304"/>
+            <w:vAlign w:val="center"/>
+            <w:tcMar>
+              <w:top w:w="80" w:type="dxa"/>
+              <w:bottom w:w="80" w:type="dxa"/>
+              <w:left w:w="100" w:type="dxa"/>
+              <w:right w:w="100" w:type="dxa"/>
+            </w:tcMar>
+            <w:shd w:fill="F8FAFC"/>
+            <w:tcBorders>
+              <w:top w:val="single" w:sz="4" w:space="0" w:color="CBD5E1"/>
+              <w:left w:val="single" w:sz="4" w:space="0" w:color="CBD5E1"/>
+              <w:bottom w:val="single" w:sz="4" w:space="0" w:color="CBD5E1"/>
+              <w:right w:val="single" w:sz="4" w:space="0" w:color="CBD5E1"/>
+              <w:insideH w:val="none"/>
+              <w:insideV w:val="none"/>
+            </w:tcBorders>
+          </w:tcPr>
+          <w:p>
+            <w:pPr>
+              <w:spacing w:before="40" w:after="40"/>
+            </w:pPr>
+            <w:r>
+              <w:rPr>
+                <w:rFonts w:ascii="Arial" w:hAnsi="Arial"/>
+                <w:color w:val="1E293B"/>
+                <w:sz w:val="16"/>
+              </w:rPr>
+              <w:t>₹75,000 – ₹1.25 Lakhs</w:t>
+              <w:br/>
+              <w:t>($900 – $1,500 USD)</w:t>
             </w:r>
           </w:p>
         </w:tc>
@@ -1885,10 +2451,10 @@
             <w:tcW w:type="dxa" w:w="2592"/>
             <w:vAlign w:val="center"/>
             <w:tcMar>
-              <w:top w:w="100" w:type="dxa"/>
-              <w:bottom w:w="100" w:type="dxa"/>
-              <w:left w:w="120" w:type="dxa"/>
-              <w:right w:w="120" w:type="dxa"/>
+              <w:top w:w="80" w:type="dxa"/>
+              <w:bottom w:w="80" w:type="dxa"/>
+              <w:left w:w="100" w:type="dxa"/>
+              <w:right w:w="100" w:type="dxa"/>
             </w:tcMar>
             <w:shd w:fill="FFFFFF"/>
             <w:tcBorders>
@@ -1908,21 +2474,21 @@
               <w:rPr>
                 <w:rFonts w:ascii="Arial" w:hAnsi="Arial"/>
                 <w:color w:val="1E293B"/>
-                <w:sz w:val="17"/>
+                <w:sz w:val="16"/>
               </w:rPr>
-              <w:t>Sprint 4: AI Radar &amp; Custom PDF</w:t>
+              <w:t>Proprietary Question Bank &amp; Content Value</w:t>
             </w:r>
           </w:p>
         </w:tc>
         <w:tc>
           <w:tcPr>
-            <w:tcW w:type="dxa" w:w="3744"/>
+            <w:tcW w:type="dxa" w:w="4464"/>
             <w:vAlign w:val="center"/>
             <w:tcMar>
-              <w:top w:w="100" w:type="dxa"/>
-              <w:bottom w:w="100" w:type="dxa"/>
-              <w:left w:w="120" w:type="dxa"/>
-              <w:right w:w="120" w:type="dxa"/>
+              <w:top w:w="80" w:type="dxa"/>
+              <w:bottom w:w="80" w:type="dxa"/>
+              <w:left w:w="100" w:type="dxa"/>
+              <w:right w:w="100" w:type="dxa"/>
             </w:tcMar>
             <w:shd w:fill="FFFFFF"/>
             <w:tcBorders>
@@ -1942,21 +2508,21 @@
               <w:rPr>
                 <w:rFonts w:ascii="Arial" w:hAnsi="Arial"/>
                 <w:color w:val="1E293B"/>
-                <w:sz w:val="17"/>
+                <w:sz w:val="16"/>
               </w:rPr>
-              <w:t>Diagnostic radar, Section Mastery, Custom PDF worksheet generator, auto roll parser.</w:t>
+              <w:t>4,574 authentic questions (LaTeX formatted) + 50 custom mock papers @ content acquisition rate (₹40–₹60/verified question)</w:t>
             </w:r>
           </w:p>
         </w:tc>
         <w:tc>
           <w:tcPr>
-            <w:tcW w:type="dxa" w:w="1728"/>
+            <w:tcW w:type="dxa" w:w="2304"/>
             <w:vAlign w:val="center"/>
             <w:tcMar>
-              <w:top w:w="100" w:type="dxa"/>
-              <w:bottom w:w="100" w:type="dxa"/>
-              <w:left w:w="120" w:type="dxa"/>
-              <w:right w:w="120" w:type="dxa"/>
+              <w:top w:w="80" w:type="dxa"/>
+              <w:bottom w:w="80" w:type="dxa"/>
+              <w:left w:w="100" w:type="dxa"/>
+              <w:right w:w="100" w:type="dxa"/>
             </w:tcMar>
             <w:shd w:fill="FFFFFF"/>
             <w:tcBorders>
@@ -1976,21 +2542,137 @@
               <w:rPr>
                 <w:rFonts w:ascii="Arial" w:hAnsi="Arial"/>
                 <w:color w:val="1E293B"/>
-                <w:sz w:val="17"/>
+                <w:sz w:val="16"/>
               </w:rPr>
-              <w:t>22.5 Hours</w:t>
+              <w:t>₹1.8 Lakhs – ₹2.7 Lakhs</w:t>
+              <w:br/>
+              <w:t>($2,200 – $3,300 USD)</w:t>
+            </w:r>
+          </w:p>
+        </w:tc>
+      </w:tr>
+      <w:tr>
+        <w:trPr>
+          <w:cantSplit/>
+        </w:trPr>
+        <w:tc>
+          <w:tcPr>
+            <w:tcW w:type="dxa" w:w="2592"/>
+            <w:vAlign w:val="center"/>
+            <w:tcMar>
+              <w:top w:w="80" w:type="dxa"/>
+              <w:bottom w:w="80" w:type="dxa"/>
+              <w:left w:w="100" w:type="dxa"/>
+              <w:right w:w="100" w:type="dxa"/>
+            </w:tcMar>
+            <w:shd w:fill="F8FAFC"/>
+            <w:tcBorders>
+              <w:top w:val="single" w:sz="4" w:space="0" w:color="CBD5E1"/>
+              <w:left w:val="single" w:sz="4" w:space="0" w:color="CBD5E1"/>
+              <w:bottom w:val="single" w:sz="4" w:space="0" w:color="CBD5E1"/>
+              <w:right w:val="single" w:sz="4" w:space="0" w:color="CBD5E1"/>
+              <w:insideH w:val="none"/>
+              <w:insideV w:val="none"/>
+            </w:tcBorders>
+          </w:tcPr>
+          <w:p>
+            <w:pPr>
+              <w:spacing w:before="40" w:after="40"/>
+            </w:pPr>
+            <w:r>
+              <w:rPr>
+                <w:rFonts w:ascii="Arial" w:hAnsi="Arial"/>
+                <w:color w:val="1E293B"/>
+                <w:sz w:val="16"/>
+              </w:rPr>
+              <w:t>Turnkey Micro-SaaS / Test Prep Resale</w:t>
             </w:r>
           </w:p>
         </w:tc>
         <w:tc>
           <w:tcPr>
-            <w:tcW w:type="dxa" w:w="1296"/>
+            <w:tcW w:type="dxa" w:w="4464"/>
             <w:vAlign w:val="center"/>
             <w:tcMar>
-              <w:top w:w="100" w:type="dxa"/>
-              <w:bottom w:w="100" w:type="dxa"/>
-              <w:left w:w="120" w:type="dxa"/>
-              <w:right w:w="120" w:type="dxa"/>
+              <w:top w:w="80" w:type="dxa"/>
+              <w:bottom w:w="80" w:type="dxa"/>
+              <w:left w:w="100" w:type="dxa"/>
+              <w:right w:w="100" w:type="dxa"/>
+            </w:tcMar>
+            <w:shd w:fill="F8FAFC"/>
+            <w:tcBorders>
+              <w:top w:val="single" w:sz="4" w:space="0" w:color="CBD5E1"/>
+              <w:left w:val="single" w:sz="4" w:space="0" w:color="CBD5E1"/>
+              <w:bottom w:val="single" w:sz="4" w:space="0" w:color="CBD5E1"/>
+              <w:right w:val="single" w:sz="4" w:space="0" w:color="CBD5E1"/>
+              <w:insideH w:val="none"/>
+              <w:insideV w:val="none"/>
+            </w:tcBorders>
+          </w:tcPr>
+          <w:p>
+            <w:pPr>
+              <w:spacing w:before="40" w:after="40"/>
+            </w:pPr>
+            <w:r>
+              <w:rPr>
+                <w:rFonts w:ascii="Arial" w:hAnsi="Arial"/>
+                <w:color w:val="1E293B"/>
+                <w:sz w:val="16"/>
+              </w:rPr>
+              <w:t>Turnkey sale value of full platform, PWA engine, offline sync, and domain datasets to an EdTech publisher or coaching institute</w:t>
+            </w:r>
+          </w:p>
+        </w:tc>
+        <w:tc>
+          <w:tcPr>
+            <w:tcW w:type="dxa" w:w="2304"/>
+            <w:vAlign w:val="center"/>
+            <w:tcMar>
+              <w:top w:w="80" w:type="dxa"/>
+              <w:bottom w:w="80" w:type="dxa"/>
+              <w:left w:w="100" w:type="dxa"/>
+              <w:right w:w="100" w:type="dxa"/>
+            </w:tcMar>
+            <w:shd w:fill="F8FAFC"/>
+            <w:tcBorders>
+              <w:top w:val="single" w:sz="4" w:space="0" w:color="CBD5E1"/>
+              <w:left w:val="single" w:sz="4" w:space="0" w:color="CBD5E1"/>
+              <w:bottom w:val="single" w:sz="4" w:space="0" w:color="CBD5E1"/>
+              <w:right w:val="single" w:sz="4" w:space="0" w:color="CBD5E1"/>
+              <w:insideH w:val="none"/>
+              <w:insideV w:val="none"/>
+            </w:tcBorders>
+          </w:tcPr>
+          <w:p>
+            <w:pPr>
+              <w:spacing w:before="40" w:after="40"/>
+            </w:pPr>
+            <w:r>
+              <w:rPr>
+                <w:rFonts w:ascii="Arial" w:hAnsi="Arial"/>
+                <w:color w:val="1E293B"/>
+                <w:sz w:val="16"/>
+              </w:rPr>
+              <w:t>₹2.5 Lakhs – ₹4.5 Lakhs</w:t>
+              <w:br/>
+              <w:t>($3,000 – $5,400 USD)</w:t>
+            </w:r>
+          </w:p>
+        </w:tc>
+      </w:tr>
+      <w:tr>
+        <w:trPr>
+          <w:cantSplit/>
+        </w:trPr>
+        <w:tc>
+          <w:tcPr>
+            <w:tcW w:type="dxa" w:w="2592"/>
+            <w:vAlign w:val="center"/>
+            <w:tcMar>
+              <w:top w:w="80" w:type="dxa"/>
+              <w:bottom w:w="80" w:type="dxa"/>
+              <w:left w:w="100" w:type="dxa"/>
+              <w:right w:w="100" w:type="dxa"/>
             </w:tcMar>
             <w:shd w:fill="FFFFFF"/>
             <w:tcBorders>
@@ -2010,167 +2692,21 @@
               <w:rPr>
                 <w:rFonts w:ascii="Arial" w:hAnsi="Arial"/>
                 <w:color w:val="1E293B"/>
-                <w:sz w:val="17"/>
+                <w:sz w:val="16"/>
               </w:rPr>
-              <w:t>2 Days</w:t>
-            </w:r>
-          </w:p>
-        </w:tc>
-      </w:tr>
-      <w:tr>
-        <w:trPr>
-          <w:cantSplit/>
-        </w:trPr>
-        <w:tc>
-          <w:tcPr>
-            <w:tcW w:type="dxa" w:w="2592"/>
-            <w:vAlign w:val="center"/>
-            <w:tcMar>
-              <w:top w:w="100" w:type="dxa"/>
-              <w:bottom w:w="100" w:type="dxa"/>
-              <w:left w:w="120" w:type="dxa"/>
-              <w:right w:w="120" w:type="dxa"/>
-            </w:tcMar>
-            <w:shd w:fill="F8FAFC"/>
-            <w:tcBorders>
-              <w:top w:val="single" w:sz="4" w:space="0" w:color="CBD5E1"/>
-              <w:left w:val="single" w:sz="4" w:space="0" w:color="CBD5E1"/>
-              <w:bottom w:val="single" w:sz="4" w:space="0" w:color="CBD5E1"/>
-              <w:right w:val="single" w:sz="4" w:space="0" w:color="CBD5E1"/>
-              <w:insideH w:val="none"/>
-              <w:insideV w:val="none"/>
-            </w:tcBorders>
-          </w:tcPr>
-          <w:p>
-            <w:pPr>
-              <w:spacing w:before="40" w:after="40"/>
-            </w:pPr>
-            <w:r>
-              <w:rPr>
-                <w:rFonts w:ascii="Arial" w:hAnsi="Arial"/>
-                <w:color w:val="1E293B"/>
-                <w:sz w:val="17"/>
-              </w:rPr>
-              <w:t>Sprint 5: Practice Hub &amp; Mistake Vault</w:t>
+              <w:t>Annual Institutional B2B License Value</w:t>
             </w:r>
           </w:p>
         </w:tc>
         <w:tc>
           <w:tcPr>
-            <w:tcW w:type="dxa" w:w="3744"/>
+            <w:tcW w:type="dxa" w:w="4464"/>
             <w:vAlign w:val="center"/>
             <w:tcMar>
-              <w:top w:w="100" w:type="dxa"/>
-              <w:bottom w:w="100" w:type="dxa"/>
-              <w:left w:w="120" w:type="dxa"/>
-              <w:right w:w="120" w:type="dxa"/>
-            </w:tcMar>
-            <w:shd w:fill="F8FAFC"/>
-            <w:tcBorders>
-              <w:top w:val="single" w:sz="4" w:space="0" w:color="CBD5E1"/>
-              <w:left w:val="single" w:sz="4" w:space="0" w:color="CBD5E1"/>
-              <w:bottom w:val="single" w:sz="4" w:space="0" w:color="CBD5E1"/>
-              <w:right w:val="single" w:sz="4" w:space="0" w:color="CBD5E1"/>
-              <w:insideH w:val="none"/>
-              <w:insideV w:val="none"/>
-            </w:tcBorders>
-          </w:tcPr>
-          <w:p>
-            <w:pPr>
-              <w:spacing w:before="40" w:after="40"/>
-            </w:pPr>
-            <w:r>
-              <w:rPr>
-                <w:rFonts w:ascii="Arial" w:hAnsi="Arial"/>
-                <w:color w:val="1E293B"/>
-                <w:sz w:val="17"/>
-              </w:rPr>
-              <w:t>Cascading practice allocator, Mistake Vault isolation, 14-yr heatmap, social scorecard.</w:t>
-            </w:r>
-          </w:p>
-        </w:tc>
-        <w:tc>
-          <w:tcPr>
-            <w:tcW w:type="dxa" w:w="1728"/>
-            <w:vAlign w:val="center"/>
-            <w:tcMar>
-              <w:top w:w="100" w:type="dxa"/>
-              <w:bottom w:w="100" w:type="dxa"/>
-              <w:left w:w="120" w:type="dxa"/>
-              <w:right w:w="120" w:type="dxa"/>
-            </w:tcMar>
-            <w:shd w:fill="F8FAFC"/>
-            <w:tcBorders>
-              <w:top w:val="single" w:sz="4" w:space="0" w:color="CBD5E1"/>
-              <w:left w:val="single" w:sz="4" w:space="0" w:color="CBD5E1"/>
-              <w:bottom w:val="single" w:sz="4" w:space="0" w:color="CBD5E1"/>
-              <w:right w:val="single" w:sz="4" w:space="0" w:color="CBD5E1"/>
-              <w:insideH w:val="none"/>
-              <w:insideV w:val="none"/>
-            </w:tcBorders>
-          </w:tcPr>
-          <w:p>
-            <w:pPr>
-              <w:spacing w:before="40" w:after="40"/>
-            </w:pPr>
-            <w:r>
-              <w:rPr>
-                <w:rFonts w:ascii="Arial" w:hAnsi="Arial"/>
-                <w:color w:val="1E293B"/>
-                <w:sz w:val="17"/>
-              </w:rPr>
-              <w:t>28.0 Hours</w:t>
-            </w:r>
-          </w:p>
-        </w:tc>
-        <w:tc>
-          <w:tcPr>
-            <w:tcW w:type="dxa" w:w="1296"/>
-            <w:vAlign w:val="center"/>
-            <w:tcMar>
-              <w:top w:w="100" w:type="dxa"/>
-              <w:bottom w:w="100" w:type="dxa"/>
-              <w:left w:w="120" w:type="dxa"/>
-              <w:right w:w="120" w:type="dxa"/>
-            </w:tcMar>
-            <w:shd w:fill="F8FAFC"/>
-            <w:tcBorders>
-              <w:top w:val="single" w:sz="4" w:space="0" w:color="CBD5E1"/>
-              <w:left w:val="single" w:sz="4" w:space="0" w:color="CBD5E1"/>
-              <w:bottom w:val="single" w:sz="4" w:space="0" w:color="CBD5E1"/>
-              <w:right w:val="single" w:sz="4" w:space="0" w:color="CBD5E1"/>
-              <w:insideH w:val="none"/>
-              <w:insideV w:val="none"/>
-            </w:tcBorders>
-          </w:tcPr>
-          <w:p>
-            <w:pPr>
-              <w:spacing w:before="40" w:after="40"/>
-            </w:pPr>
-            <w:r>
-              <w:rPr>
-                <w:rFonts w:ascii="Arial" w:hAnsi="Arial"/>
-                <w:color w:val="1E293B"/>
-                <w:sz w:val="17"/>
-              </w:rPr>
-              <w:t>2 Days</w:t>
-            </w:r>
-          </w:p>
-        </w:tc>
-      </w:tr>
-      <w:tr>
-        <w:trPr>
-          <w:cantSplit/>
-        </w:trPr>
-        <w:tc>
-          <w:tcPr>
-            <w:tcW w:type="dxa" w:w="2592"/>
-            <w:vAlign w:val="center"/>
-            <w:tcMar>
-              <w:top w:w="100" w:type="dxa"/>
-              <w:bottom w:w="100" w:type="dxa"/>
-              <w:left w:w="120" w:type="dxa"/>
-              <w:right w:w="120" w:type="dxa"/>
+              <w:top w:w="80" w:type="dxa"/>
+              <w:bottom w:w="80" w:type="dxa"/>
+              <w:left w:w="100" w:type="dxa"/>
+              <w:right w:w="100" w:type="dxa"/>
             </w:tcMar>
             <w:shd w:fill="FFFFFF"/>
             <w:tcBorders>
@@ -2190,21 +2726,21 @@
               <w:rPr>
                 <w:rFonts w:ascii="Arial" w:hAnsi="Arial"/>
                 <w:color w:val="1E293B"/>
-                <w:sz w:val="17"/>
+                <w:sz w:val="16"/>
               </w:rPr>
-              <w:t>Sprint 6: 50 Mocks Scale-up &amp; Q-Bank</w:t>
+              <w:t>Annual recurring licensing fee for agricultural colleges (white-labeled internal test system @ ₹20,000–₹35,000/college/year)</w:t>
             </w:r>
           </w:p>
         </w:tc>
         <w:tc>
           <w:tcPr>
-            <w:tcW w:type="dxa" w:w="3744"/>
+            <w:tcW w:type="dxa" w:w="2304"/>
             <w:vAlign w:val="center"/>
             <w:tcMar>
-              <w:top w:w="100" w:type="dxa"/>
-              <w:bottom w:w="100" w:type="dxa"/>
-              <w:left w:w="120" w:type="dxa"/>
-              <w:right w:w="120" w:type="dxa"/>
+              <w:top w:w="80" w:type="dxa"/>
+              <w:bottom w:w="80" w:type="dxa"/>
+              <w:left w:w="100" w:type="dxa"/>
+              <w:right w:w="100" w:type="dxa"/>
             </w:tcMar>
             <w:shd w:fill="FFFFFF"/>
             <w:tcBorders>
@@ -2224,218 +2760,11 @@
               <w:rPr>
                 <w:rFonts w:ascii="Arial" w:hAnsi="Arial"/>
                 <w:color w:val="1E293B"/>
-                <w:sz w:val="17"/>
+                <w:sz w:val="16"/>
               </w:rPr>
-              <w:t>Mocks 30-50 ingestion (1,365 Qs), 592-Q Question Bank, Engineers Day, Multi-tier XP.</w:t>
-            </w:r>
-          </w:p>
-        </w:tc>
-        <w:tc>
-          <w:tcPr>
-            <w:tcW w:type="dxa" w:w="1728"/>
-            <w:vAlign w:val="center"/>
-            <w:tcMar>
-              <w:top w:w="100" w:type="dxa"/>
-              <w:bottom w:w="100" w:type="dxa"/>
-              <w:left w:w="120" w:type="dxa"/>
-              <w:right w:w="120" w:type="dxa"/>
-            </w:tcMar>
-            <w:shd w:fill="FFFFFF"/>
-            <w:tcBorders>
-              <w:top w:val="single" w:sz="4" w:space="0" w:color="CBD5E1"/>
-              <w:left w:val="single" w:sz="4" w:space="0" w:color="CBD5E1"/>
-              <w:bottom w:val="single" w:sz="4" w:space="0" w:color="CBD5E1"/>
-              <w:right w:val="single" w:sz="4" w:space="0" w:color="CBD5E1"/>
-              <w:insideH w:val="none"/>
-              <w:insideV w:val="none"/>
-            </w:tcBorders>
-          </w:tcPr>
-          <w:p>
-            <w:pPr>
-              <w:spacing w:before="40" w:after="40"/>
-            </w:pPr>
-            <w:r>
-              <w:rPr>
-                <w:rFonts w:ascii="Arial" w:hAnsi="Arial"/>
-                <w:color w:val="1E293B"/>
-                <w:sz w:val="17"/>
-              </w:rPr>
-              <w:t>36.0 Hours</w:t>
-            </w:r>
-          </w:p>
-        </w:tc>
-        <w:tc>
-          <w:tcPr>
-            <w:tcW w:type="dxa" w:w="1296"/>
-            <w:vAlign w:val="center"/>
-            <w:tcMar>
-              <w:top w:w="100" w:type="dxa"/>
-              <w:bottom w:w="100" w:type="dxa"/>
-              <w:left w:w="120" w:type="dxa"/>
-              <w:right w:w="120" w:type="dxa"/>
-            </w:tcMar>
-            <w:shd w:fill="FFFFFF"/>
-            <w:tcBorders>
-              <w:top w:val="single" w:sz="4" w:space="0" w:color="CBD5E1"/>
-              <w:left w:val="single" w:sz="4" w:space="0" w:color="CBD5E1"/>
-              <w:bottom w:val="single" w:sz="4" w:space="0" w:color="CBD5E1"/>
-              <w:right w:val="single" w:sz="4" w:space="0" w:color="CBD5E1"/>
-              <w:insideH w:val="none"/>
-              <w:insideV w:val="none"/>
-            </w:tcBorders>
-          </w:tcPr>
-          <w:p>
-            <w:pPr>
-              <w:spacing w:before="40" w:after="40"/>
-            </w:pPr>
-            <w:r>
-              <w:rPr>
-                <w:rFonts w:ascii="Arial" w:hAnsi="Arial"/>
-                <w:color w:val="1E293B"/>
-                <w:sz w:val="17"/>
-              </w:rPr>
-              <w:t>2 Days (OT)</w:t>
-            </w:r>
-          </w:p>
-        </w:tc>
-      </w:tr>
-      <w:tr>
-        <w:trPr>
-          <w:cantSplit/>
-        </w:trPr>
-        <w:tc>
-          <w:tcPr>
-            <w:tcW w:type="dxa" w:w="2592"/>
-            <w:vAlign w:val="center"/>
-            <w:tcMar>
-              <w:top w:w="100" w:type="dxa"/>
-              <w:bottom w:w="100" w:type="dxa"/>
-              <w:left w:w="120" w:type="dxa"/>
-              <w:right w:w="120" w:type="dxa"/>
-            </w:tcMar>
-            <w:shd w:fill="F8FAFC"/>
-            <w:tcBorders>
-              <w:top w:val="single" w:sz="4" w:space="0" w:color="CBD5E1"/>
-              <w:left w:val="single" w:sz="4" w:space="0" w:color="CBD5E1"/>
-              <w:bottom w:val="single" w:sz="4" w:space="0" w:color="CBD5E1"/>
-              <w:right w:val="single" w:sz="4" w:space="0" w:color="CBD5E1"/>
-              <w:insideH w:val="none"/>
-              <w:insideV w:val="none"/>
-            </w:tcBorders>
-          </w:tcPr>
-          <w:p>
-            <w:pPr>
-              <w:spacing w:before="40" w:after="40"/>
-            </w:pPr>
-            <w:r>
-              <w:rPr>
-                <w:rFonts w:ascii="Arial" w:hAnsi="Arial"/>
-                <w:color w:val="1E293B"/>
-                <w:sz w:val="17"/>
-              </w:rPr>
-              <w:t>Sprint 7: Hardening &amp; Final Audit</w:t>
-            </w:r>
-          </w:p>
-        </w:tc>
-        <w:tc>
-          <w:tcPr>
-            <w:tcW w:type="dxa" w:w="3744"/>
-            <w:vAlign w:val="center"/>
-            <w:tcMar>
-              <w:top w:w="100" w:type="dxa"/>
-              <w:bottom w:w="100" w:type="dxa"/>
-              <w:left w:w="120" w:type="dxa"/>
-              <w:right w:w="120" w:type="dxa"/>
-            </w:tcMar>
-            <w:shd w:fill="F8FAFC"/>
-            <w:tcBorders>
-              <w:top w:val="single" w:sz="4" w:space="0" w:color="CBD5E1"/>
-              <w:left w:val="single" w:sz="4" w:space="0" w:color="CBD5E1"/>
-              <w:bottom w:val="single" w:sz="4" w:space="0" w:color="CBD5E1"/>
-              <w:right w:val="single" w:sz="4" w:space="0" w:color="CBD5E1"/>
-              <w:insideH w:val="none"/>
-              <w:insideV w:val="none"/>
-            </w:tcBorders>
-          </w:tcPr>
-          <w:p>
-            <w:pPr>
-              <w:spacing w:before="40" w:after="40"/>
-            </w:pPr>
-            <w:r>
-              <w:rPr>
-                <w:rFonts w:ascii="Arial" w:hAnsi="Arial"/>
-                <w:color w:val="1E293B"/>
-                <w:sz w:val="17"/>
-              </w:rPr>
-              <w:t>710 tests across 129 suites, 18+ Vite chunks, docx export generation, live statistics.</w:t>
-            </w:r>
-          </w:p>
-        </w:tc>
-        <w:tc>
-          <w:tcPr>
-            <w:tcW w:type="dxa" w:w="1728"/>
-            <w:vAlign w:val="center"/>
-            <w:tcMar>
-              <w:top w:w="100" w:type="dxa"/>
-              <w:bottom w:w="100" w:type="dxa"/>
-              <w:left w:w="120" w:type="dxa"/>
-              <w:right w:w="120" w:type="dxa"/>
-            </w:tcMar>
-            <w:shd w:fill="F8FAFC"/>
-            <w:tcBorders>
-              <w:top w:val="single" w:sz="4" w:space="0" w:color="CBD5E1"/>
-              <w:left w:val="single" w:sz="4" w:space="0" w:color="CBD5E1"/>
-              <w:bottom w:val="single" w:sz="4" w:space="0" w:color="CBD5E1"/>
-              <w:right w:val="single" w:sz="4" w:space="0" w:color="CBD5E1"/>
-              <w:insideH w:val="none"/>
-              <w:insideV w:val="none"/>
-            </w:tcBorders>
-          </w:tcPr>
-          <w:p>
-            <w:pPr>
-              <w:spacing w:before="40" w:after="40"/>
-            </w:pPr>
-            <w:r>
-              <w:rPr>
-                <w:rFonts w:ascii="Arial" w:hAnsi="Arial"/>
-                <w:color w:val="1E293B"/>
-                <w:sz w:val="17"/>
-              </w:rPr>
-              <w:t>14.0 Hours</w:t>
-            </w:r>
-          </w:p>
-        </w:tc>
-        <w:tc>
-          <w:tcPr>
-            <w:tcW w:type="dxa" w:w="1296"/>
-            <w:vAlign w:val="center"/>
-            <w:tcMar>
-              <w:top w:w="100" w:type="dxa"/>
-              <w:bottom w:w="100" w:type="dxa"/>
-              <w:left w:w="120" w:type="dxa"/>
-              <w:right w:w="120" w:type="dxa"/>
-            </w:tcMar>
-            <w:shd w:fill="F8FAFC"/>
-            <w:tcBorders>
-              <w:top w:val="single" w:sz="4" w:space="0" w:color="CBD5E1"/>
-              <w:left w:val="single" w:sz="4" w:space="0" w:color="CBD5E1"/>
-              <w:bottom w:val="single" w:sz="4" w:space="0" w:color="CBD5E1"/>
-              <w:right w:val="single" w:sz="4" w:space="0" w:color="CBD5E1"/>
-              <w:insideH w:val="none"/>
-              <w:insideV w:val="none"/>
-            </w:tcBorders>
-          </w:tcPr>
-          <w:p>
-            <w:pPr>
-              <w:spacing w:before="40" w:after="40"/>
-            </w:pPr>
-            <w:r>
-              <w:rPr>
-                <w:rFonts w:ascii="Arial" w:hAnsi="Arial"/>
-                <w:color w:val="1E293B"/>
-                <w:sz w:val="17"/>
-              </w:rPr>
-              <w:t>3 Days</w:t>
+              <w:t>₹1.0 Lakh – ₹2.5 Lakhs/yr</w:t>
+              <w:br/>
+              <w:t>(across 5–8 colleges)</w:t>
             </w:r>
           </w:p>
         </w:tc>
@@ -2443,1154 +2772,520 @@
     </w:tbl>
     <w:p>
       <w:pPr>
-        <w:spacing w:after="80"/>
-      </w:pPr>
-    </w:p>
-    <w:tbl>
-      <w:tblPr>
-        <w:tblW w:type="auto" w:w="0"/>
-        <w:jc w:val="center"/>
-        <w:tblLayout w:type="fixed"/>
-        <w:tblLook w:firstColumn="1" w:firstRow="1" w:lastColumn="0" w:lastRow="0" w:noHBand="0" w:noVBand="1" w:val="04A0"/>
-      </w:tblPr>
-      <w:tblGrid>
-        <w:gridCol w:w="10080"/>
-      </w:tblGrid>
-      <w:tr>
-        <w:tc>
-          <w:tcPr>
-            <w:tcW w:type="dxa" w:w="9360"/>
-            <w:shd w:fill="F8FAFC"/>
-            <w:tcMar>
-              <w:top w:w="130" w:type="dxa"/>
-              <w:bottom w:w="130" w:type="dxa"/>
-              <w:left w:w="180" w:type="dxa"/>
-              <w:right w:w="180" w:type="dxa"/>
-            </w:tcMar>
-            <w:tcBorders>
-              <w:top w:val="none"/>
-              <w:left w:val="single" w:sz="24" w:space="0" w:color="2563EB"/>
-              <w:bottom w:val="none"/>
-              <w:right w:val="none"/>
-            </w:tcBorders>
-          </w:tcPr>
-          <w:p>
-            <w:pPr>
-              <w:spacing w:before="40" w:after="60"/>
-            </w:pPr>
-            <w:r>
-              <w:rPr>
-                <w:rFonts w:ascii="Arial" w:hAnsi="Arial"/>
-                <w:b/>
-                <w:color w:val="1E293B"/>
-                <w:sz w:val="20"/>
-              </w:rPr>
-              <w:t>📌  EFFORT &amp; ACCELERATION TELEMETRY</w:t>
-              <w:br/>
-            </w:r>
-          </w:p>
-          <w:p>
-            <w:pPr>
-              <w:spacing w:before="20" w:after="40" w:line="276" w:lineRule="auto"/>
-            </w:pPr>
-            <w:r>
-              <w:rPr>
-                <w:rFonts w:ascii="Arial" w:hAnsi="Arial"/>
-                <w:color w:val="334155"/>
-                <w:sz w:val="18"/>
-              </w:rPr>
-              <w:t>• Actual Concentrated Engineering Time: 145.0 Clock Hours (Human + AI Pair-Programming).</w:t>
-            </w:r>
-          </w:p>
-          <w:p>
-            <w:pPr>
-              <w:spacing w:before="20" w:after="40" w:line="276" w:lineRule="auto"/>
-            </w:pPr>
-            <w:r>
-              <w:rPr>
-                <w:rFonts w:ascii="Arial" w:hAnsi="Arial"/>
-                <w:color w:val="334155"/>
-                <w:sz w:val="18"/>
-              </w:rPr>
-              <w:t>• Traditional Industry Equivalent: 830.0 Corporate Engineering Hours (5.7x Acceleration).</w:t>
-            </w:r>
-          </w:p>
-          <w:p>
-            <w:pPr>
-              <w:spacing w:before="20" w:after="40" w:line="276" w:lineRule="auto"/>
-            </w:pPr>
-            <w:r>
-              <w:rPr>
-                <w:rFonts w:ascii="Arial" w:hAnsi="Arial"/>
-                <w:color w:val="334155"/>
-                <w:sz w:val="18"/>
-              </w:rPr>
-              <w:t>• Equivalent Corporate Scope: 5 to 6 months for a solo senior full-stack engineer, or 2 to 3 months for a 4-person cross-functional agile squad (Tech Lead, Frontend Dev, QA Engineer, Domain SME).</w:t>
-            </w:r>
-          </w:p>
-          <w:p>
-            <w:pPr>
-              <w:spacing w:before="20" w:after="40" w:line="276" w:lineRule="auto"/>
-            </w:pPr>
-            <w:r>
-              <w:rPr>
-                <w:rFonts w:ascii="Arial" w:hAnsi="Arial"/>
-                <w:color w:val="334155"/>
-                <w:sz w:val="18"/>
-              </w:rPr>
-              <w:t>• Code Velocity: ~1,508 lines of verified code, mathematical formulas, and tests per active working hour.</w:t>
-            </w:r>
-          </w:p>
-        </w:tc>
-      </w:tr>
-    </w:tbl>
-    <w:p>
-      <w:pPr>
-        <w:spacing w:after="80"/>
+        <w:spacing w:after="60"/>
       </w:pPr>
     </w:p>
     <w:p>
       <w:pPr>
         <w:keepNext/>
-        <w:spacing w:before="240" w:after="60"/>
+        <w:spacing w:before="200" w:after="40"/>
       </w:pPr>
       <w:r>
         <w:rPr>
           <w:rFonts w:ascii="Arial" w:hAnsi="Arial"/>
           <w:b/>
           <w:color w:val="0F172A"/>
-          <w:sz w:val="24"/>
+          <w:sz w:val="23"/>
         </w:rPr>
-        <w:t>4. Financial, Commercial &amp; Institutional Project Valuation</w:t>
+        <w:t>5. Target Beneficiaries: How the Portal Helps &amp; To Whom</w:t>
       </w:r>
     </w:p>
     <w:p>
       <w:pPr>
-        <w:spacing w:before="0" w:after="80"/>
+        <w:spacing w:before="0" w:after="60"/>
       </w:pPr>
       <w:r>
         <w:rPr>
           <w:color w:val="2563EB"/>
           <w:sz w:val="14"/>
         </w:rPr>
-        <w:t>――――――――――――――――――――――――――――――――――――――――――――――――――――</w:t>
+        <w:t>――――――――――――――――――――――――――――――――――――――――――――――――――――――</w:t>
       </w:r>
     </w:p>
     <w:p>
       <w:r>
-        <w:t>An objective financial valuation of the platform based on industry standard software engineering replacement costs, proprietary pedagogical content value, and commercial EdTech market baselines:</w:t>
+        <w:t>The platform delivers tailored value to distinct groups across the agricultural education ecosystem:</w:t>
       </w:r>
-    </w:p>
-    <w:tbl>
-      <w:tblPr>
-        <w:tblW w:type="auto" w:w="0"/>
-        <w:jc w:val="center"/>
-        <w:tblLook w:firstColumn="1" w:firstRow="1" w:lastColumn="0" w:lastRow="0" w:noHBand="0" w:noVBand="1" w:val="04A0"/>
-      </w:tblPr>
-      <w:tblGrid>
-        <w:gridCol w:w="3360"/>
-        <w:gridCol w:w="3360"/>
-        <w:gridCol w:w="3360"/>
-      </w:tblGrid>
-      <w:tr>
-        <w:trPr>
-          <w:cantSplit/>
-          <w:tblHeader/>
-        </w:trPr>
-        <w:tc>
-          <w:tcPr>
-            <w:tcW w:type="dxa" w:w="2592"/>
-            <w:vAlign w:val="center"/>
-            <w:tcMar>
-              <w:top w:w="100" w:type="dxa"/>
-              <w:bottom w:w="100" w:type="dxa"/>
-              <w:left w:w="120" w:type="dxa"/>
-              <w:right w:w="120" w:type="dxa"/>
-            </w:tcMar>
-            <w:shd w:fill="1E293B"/>
-            <w:tcBorders>
-              <w:top w:val="single" w:sz="4" w:space="0" w:color="CBD5E1"/>
-              <w:left w:val="single" w:sz="4" w:space="0" w:color="CBD5E1"/>
-              <w:bottom w:val="single" w:sz="4" w:space="0" w:color="CBD5E1"/>
-              <w:right w:val="single" w:sz="4" w:space="0" w:color="CBD5E1"/>
-              <w:insideH w:val="none"/>
-              <w:insideV w:val="none"/>
-            </w:tcBorders>
-          </w:tcPr>
-          <w:p>
-            <w:pPr>
-              <w:spacing w:before="60" w:after="60"/>
-            </w:pPr>
-            <w:r>
-              <w:rPr>
-                <w:rFonts w:ascii="Arial" w:hAnsi="Arial"/>
-                <w:b/>
-                <w:color w:val="FFFFFF"/>
-                <w:sz w:val="18"/>
-              </w:rPr>
-              <w:t>Valuation Component</w:t>
-            </w:r>
-          </w:p>
-        </w:tc>
-        <w:tc>
-          <w:tcPr>
-            <w:tcW w:type="dxa" w:w="3888"/>
-            <w:vAlign w:val="center"/>
-            <w:tcMar>
-              <w:top w:w="100" w:type="dxa"/>
-              <w:bottom w:w="100" w:type="dxa"/>
-              <w:left w:w="120" w:type="dxa"/>
-              <w:right w:w="120" w:type="dxa"/>
-            </w:tcMar>
-            <w:shd w:fill="1E293B"/>
-            <w:tcBorders>
-              <w:top w:val="single" w:sz="4" w:space="0" w:color="CBD5E1"/>
-              <w:left w:val="single" w:sz="4" w:space="0" w:color="CBD5E1"/>
-              <w:bottom w:val="single" w:sz="4" w:space="0" w:color="CBD5E1"/>
-              <w:right w:val="single" w:sz="4" w:space="0" w:color="CBD5E1"/>
-              <w:insideH w:val="none"/>
-              <w:insideV w:val="none"/>
-            </w:tcBorders>
-          </w:tcPr>
-          <w:p>
-            <w:pPr>
-              <w:spacing w:before="60" w:after="60"/>
-            </w:pPr>
-            <w:r>
-              <w:rPr>
-                <w:rFonts w:ascii="Arial" w:hAnsi="Arial"/>
-                <w:b/>
-                <w:color w:val="FFFFFF"/>
-                <w:sz w:val="18"/>
-              </w:rPr>
-              <w:t>Valuation Methodology &amp; Industry Benchmark</w:t>
-            </w:r>
-          </w:p>
-        </w:tc>
-        <w:tc>
-          <w:tcPr>
-            <w:tcW w:type="dxa" w:w="2880"/>
-            <w:vAlign w:val="center"/>
-            <w:tcMar>
-              <w:top w:w="100" w:type="dxa"/>
-              <w:bottom w:w="100" w:type="dxa"/>
-              <w:left w:w="120" w:type="dxa"/>
-              <w:right w:w="120" w:type="dxa"/>
-            </w:tcMar>
-            <w:shd w:fill="1E293B"/>
-            <w:tcBorders>
-              <w:top w:val="single" w:sz="4" w:space="0" w:color="CBD5E1"/>
-              <w:left w:val="single" w:sz="4" w:space="0" w:color="CBD5E1"/>
-              <w:bottom w:val="single" w:sz="4" w:space="0" w:color="CBD5E1"/>
-              <w:right w:val="single" w:sz="4" w:space="0" w:color="CBD5E1"/>
-              <w:insideH w:val="none"/>
-              <w:insideV w:val="none"/>
-            </w:tcBorders>
-          </w:tcPr>
-          <w:p>
-            <w:pPr>
-              <w:spacing w:before="60" w:after="60"/>
-            </w:pPr>
-            <w:r>
-              <w:rPr>
-                <w:rFonts w:ascii="Arial" w:hAnsi="Arial"/>
-                <w:b/>
-                <w:color w:val="FFFFFF"/>
-                <w:sz w:val="18"/>
-              </w:rPr>
-              <w:t>Estimated Value (INR / USD)</w:t>
-            </w:r>
-          </w:p>
-        </w:tc>
-      </w:tr>
-      <w:tr>
-        <w:trPr>
-          <w:cantSplit/>
-        </w:trPr>
-        <w:tc>
-          <w:tcPr>
-            <w:tcW w:type="dxa" w:w="2592"/>
-            <w:vAlign w:val="center"/>
-            <w:tcMar>
-              <w:top w:w="100" w:type="dxa"/>
-              <w:bottom w:w="100" w:type="dxa"/>
-              <w:left w:w="120" w:type="dxa"/>
-              <w:right w:w="120" w:type="dxa"/>
-            </w:tcMar>
-            <w:shd w:fill="F8FAFC"/>
-            <w:tcBorders>
-              <w:top w:val="single" w:sz="4" w:space="0" w:color="CBD5E1"/>
-              <w:left w:val="single" w:sz="4" w:space="0" w:color="CBD5E1"/>
-              <w:bottom w:val="single" w:sz="4" w:space="0" w:color="CBD5E1"/>
-              <w:right w:val="single" w:sz="4" w:space="0" w:color="CBD5E1"/>
-              <w:insideH w:val="none"/>
-              <w:insideV w:val="none"/>
-            </w:tcBorders>
-          </w:tcPr>
-          <w:p>
-            <w:pPr>
-              <w:spacing w:before="40" w:after="40"/>
-            </w:pPr>
-            <w:r>
-              <w:rPr>
-                <w:rFonts w:ascii="Arial" w:hAnsi="Arial"/>
-                <w:color w:val="1E293B"/>
-                <w:sz w:val="17"/>
-              </w:rPr>
-              <w:t>Software Engineering Replacement</w:t>
-            </w:r>
-          </w:p>
-        </w:tc>
-        <w:tc>
-          <w:tcPr>
-            <w:tcW w:type="dxa" w:w="3888"/>
-            <w:vAlign w:val="center"/>
-            <w:tcMar>
-              <w:top w:w="100" w:type="dxa"/>
-              <w:bottom w:w="100" w:type="dxa"/>
-              <w:left w:w="120" w:type="dxa"/>
-              <w:right w:w="120" w:type="dxa"/>
-            </w:tcMar>
-            <w:shd w:fill="F8FAFC"/>
-            <w:tcBorders>
-              <w:top w:val="single" w:sz="4" w:space="0" w:color="CBD5E1"/>
-              <w:left w:val="single" w:sz="4" w:space="0" w:color="CBD5E1"/>
-              <w:bottom w:val="single" w:sz="4" w:space="0" w:color="CBD5E1"/>
-              <w:right w:val="single" w:sz="4" w:space="0" w:color="CBD5E1"/>
-              <w:insideH w:val="none"/>
-              <w:insideV w:val="none"/>
-            </w:tcBorders>
-          </w:tcPr>
-          <w:p>
-            <w:pPr>
-              <w:spacing w:before="40" w:after="40"/>
-            </w:pPr>
-            <w:r>
-              <w:rPr>
-                <w:rFonts w:ascii="Arial" w:hAnsi="Arial"/>
-                <w:color w:val="1E293B"/>
-                <w:sz w:val="17"/>
-              </w:rPr>
-              <w:t>830 Industry Engg Hours @ $65/hr (₹2,500/hr) for full-stack + offline PWA architecture</w:t>
-            </w:r>
-          </w:p>
-        </w:tc>
-        <w:tc>
-          <w:tcPr>
-            <w:tcW w:type="dxa" w:w="2880"/>
-            <w:vAlign w:val="center"/>
-            <w:tcMar>
-              <w:top w:w="100" w:type="dxa"/>
-              <w:bottom w:w="100" w:type="dxa"/>
-              <w:left w:w="120" w:type="dxa"/>
-              <w:right w:w="120" w:type="dxa"/>
-            </w:tcMar>
-            <w:shd w:fill="F8FAFC"/>
-            <w:tcBorders>
-              <w:top w:val="single" w:sz="4" w:space="0" w:color="CBD5E1"/>
-              <w:left w:val="single" w:sz="4" w:space="0" w:color="CBD5E1"/>
-              <w:bottom w:val="single" w:sz="4" w:space="0" w:color="CBD5E1"/>
-              <w:right w:val="single" w:sz="4" w:space="0" w:color="CBD5E1"/>
-              <w:insideH w:val="none"/>
-              <w:insideV w:val="none"/>
-            </w:tcBorders>
-          </w:tcPr>
-          <w:p>
-            <w:pPr>
-              <w:spacing w:before="40" w:after="40"/>
-            </w:pPr>
-            <w:r>
-              <w:rPr>
-                <w:rFonts w:ascii="Arial" w:hAnsi="Arial"/>
-                <w:color w:val="1E293B"/>
-                <w:sz w:val="17"/>
-              </w:rPr>
-              <w:t>₹20.7 Lakhs – ₹35.0 Lakhs</w:t>
-              <w:br/>
-              <w:t>($25,000 – $42,000 USD)</w:t>
-            </w:r>
-          </w:p>
-        </w:tc>
-      </w:tr>
-      <w:tr>
-        <w:trPr>
-          <w:cantSplit/>
-        </w:trPr>
-        <w:tc>
-          <w:tcPr>
-            <w:tcW w:type="dxa" w:w="2592"/>
-            <w:vAlign w:val="center"/>
-            <w:tcMar>
-              <w:top w:w="100" w:type="dxa"/>
-              <w:bottom w:w="100" w:type="dxa"/>
-              <w:left w:w="120" w:type="dxa"/>
-              <w:right w:w="120" w:type="dxa"/>
-            </w:tcMar>
-            <w:shd w:fill="FFFFFF"/>
-            <w:tcBorders>
-              <w:top w:val="single" w:sz="4" w:space="0" w:color="CBD5E1"/>
-              <w:left w:val="single" w:sz="4" w:space="0" w:color="CBD5E1"/>
-              <w:bottom w:val="single" w:sz="4" w:space="0" w:color="CBD5E1"/>
-              <w:right w:val="single" w:sz="4" w:space="0" w:color="CBD5E1"/>
-              <w:insideH w:val="none"/>
-              <w:insideV w:val="none"/>
-            </w:tcBorders>
-          </w:tcPr>
-          <w:p>
-            <w:pPr>
-              <w:spacing w:before="40" w:after="40"/>
-            </w:pPr>
-            <w:r>
-              <w:rPr>
-                <w:rFonts w:ascii="Arial" w:hAnsi="Arial"/>
-                <w:color w:val="1E293B"/>
-                <w:sz w:val="17"/>
-              </w:rPr>
-              <w:t>Proprietary Technical Question Bank</w:t>
-            </w:r>
-          </w:p>
-        </w:tc>
-        <w:tc>
-          <w:tcPr>
-            <w:tcW w:type="dxa" w:w="3888"/>
-            <w:vAlign w:val="center"/>
-            <w:tcMar>
-              <w:top w:w="100" w:type="dxa"/>
-              <w:bottom w:w="100" w:type="dxa"/>
-              <w:left w:w="120" w:type="dxa"/>
-              <w:right w:w="120" w:type="dxa"/>
-            </w:tcMar>
-            <w:shd w:fill="FFFFFF"/>
-            <w:tcBorders>
-              <w:top w:val="single" w:sz="4" w:space="0" w:color="CBD5E1"/>
-              <w:left w:val="single" w:sz="4" w:space="0" w:color="CBD5E1"/>
-              <w:bottom w:val="single" w:sz="4" w:space="0" w:color="CBD5E1"/>
-              <w:right w:val="single" w:sz="4" w:space="0" w:color="CBD5E1"/>
-              <w:insideH w:val="none"/>
-              <w:insideV w:val="none"/>
-            </w:tcBorders>
-          </w:tcPr>
-          <w:p>
-            <w:pPr>
-              <w:spacing w:before="40" w:after="40"/>
-            </w:pPr>
-            <w:r>
-              <w:rPr>
-                <w:rFonts w:ascii="Arial" w:hAnsi="Arial"/>
-                <w:color w:val="1E293B"/>
-                <w:sz w:val="17"/>
-              </w:rPr>
-              <w:t>4,574 authentic questions with KaTeX equations &amp; detailed solutions @ ₹600/question</w:t>
-            </w:r>
-          </w:p>
-        </w:tc>
-        <w:tc>
-          <w:tcPr>
-            <w:tcW w:type="dxa" w:w="2880"/>
-            <w:vAlign w:val="center"/>
-            <w:tcMar>
-              <w:top w:w="100" w:type="dxa"/>
-              <w:bottom w:w="100" w:type="dxa"/>
-              <w:left w:w="120" w:type="dxa"/>
-              <w:right w:w="120" w:type="dxa"/>
-            </w:tcMar>
-            <w:shd w:fill="FFFFFF"/>
-            <w:tcBorders>
-              <w:top w:val="single" w:sz="4" w:space="0" w:color="CBD5E1"/>
-              <w:left w:val="single" w:sz="4" w:space="0" w:color="CBD5E1"/>
-              <w:bottom w:val="single" w:sz="4" w:space="0" w:color="CBD5E1"/>
-              <w:right w:val="single" w:sz="4" w:space="0" w:color="CBD5E1"/>
-              <w:insideH w:val="none"/>
-              <w:insideV w:val="none"/>
-            </w:tcBorders>
-          </w:tcPr>
-          <w:p>
-            <w:pPr>
-              <w:spacing w:before="40" w:after="40"/>
-            </w:pPr>
-            <w:r>
-              <w:rPr>
-                <w:rFonts w:ascii="Arial" w:hAnsi="Arial"/>
-                <w:color w:val="1E293B"/>
-                <w:sz w:val="17"/>
-              </w:rPr>
-              <w:t>₹27.4 Lakhs – ₹36.5 Lakhs</w:t>
-              <w:br/>
-              <w:t>($33,000 – $44,000 USD)</w:t>
-            </w:r>
-          </w:p>
-        </w:tc>
-      </w:tr>
-      <w:tr>
-        <w:trPr>
-          <w:cantSplit/>
-        </w:trPr>
-        <w:tc>
-          <w:tcPr>
-            <w:tcW w:type="dxa" w:w="2592"/>
-            <w:vAlign w:val="center"/>
-            <w:tcMar>
-              <w:top w:w="100" w:type="dxa"/>
-              <w:bottom w:w="100" w:type="dxa"/>
-              <w:left w:w="120" w:type="dxa"/>
-              <w:right w:w="120" w:type="dxa"/>
-            </w:tcMar>
-            <w:shd w:fill="F8FAFC"/>
-            <w:tcBorders>
-              <w:top w:val="single" w:sz="4" w:space="0" w:color="CBD5E1"/>
-              <w:left w:val="single" w:sz="4" w:space="0" w:color="CBD5E1"/>
-              <w:bottom w:val="single" w:sz="4" w:space="0" w:color="CBD5E1"/>
-              <w:right w:val="single" w:sz="4" w:space="0" w:color="CBD5E1"/>
-              <w:insideH w:val="none"/>
-              <w:insideV w:val="none"/>
-            </w:tcBorders>
-          </w:tcPr>
-          <w:p>
-            <w:pPr>
-              <w:spacing w:before="40" w:after="40"/>
-            </w:pPr>
-            <w:r>
-              <w:rPr>
-                <w:rFonts w:ascii="Arial" w:hAnsi="Arial"/>
-                <w:color w:val="1E293B"/>
-                <w:sz w:val="17"/>
-              </w:rPr>
-              <w:t>50 Full-Length Mock Test Series</w:t>
-            </w:r>
-          </w:p>
-        </w:tc>
-        <w:tc>
-          <w:tcPr>
-            <w:tcW w:type="dxa" w:w="3888"/>
-            <w:vAlign w:val="center"/>
-            <w:tcMar>
-              <w:top w:w="100" w:type="dxa"/>
-              <w:bottom w:w="100" w:type="dxa"/>
-              <w:left w:w="120" w:type="dxa"/>
-              <w:right w:w="120" w:type="dxa"/>
-            </w:tcMar>
-            <w:shd w:fill="F8FAFC"/>
-            <w:tcBorders>
-              <w:top w:val="single" w:sz="4" w:space="0" w:color="CBD5E1"/>
-              <w:left w:val="single" w:sz="4" w:space="0" w:color="CBD5E1"/>
-              <w:bottom w:val="single" w:sz="4" w:space="0" w:color="CBD5E1"/>
-              <w:right w:val="single" w:sz="4" w:space="0" w:color="CBD5E1"/>
-              <w:insideH w:val="none"/>
-              <w:insideV w:val="none"/>
-            </w:tcBorders>
-          </w:tcPr>
-          <w:p>
-            <w:pPr>
-              <w:spacing w:before="40" w:after="40"/>
-            </w:pPr>
-            <w:r>
-              <w:rPr>
-                <w:rFonts w:ascii="Arial" w:hAnsi="Arial"/>
-                <w:color w:val="1E293B"/>
-                <w:sz w:val="17"/>
-              </w:rPr>
-              <w:t>50 original papers (65 Qs / 100M each) + 50 formatted DOCX downloads @ ₹20,000/paper</w:t>
-            </w:r>
-          </w:p>
-        </w:tc>
-        <w:tc>
-          <w:tcPr>
-            <w:tcW w:type="dxa" w:w="2880"/>
-            <w:vAlign w:val="center"/>
-            <w:tcMar>
-              <w:top w:w="100" w:type="dxa"/>
-              <w:bottom w:w="100" w:type="dxa"/>
-              <w:left w:w="120" w:type="dxa"/>
-              <w:right w:w="120" w:type="dxa"/>
-            </w:tcMar>
-            <w:shd w:fill="F8FAFC"/>
-            <w:tcBorders>
-              <w:top w:val="single" w:sz="4" w:space="0" w:color="CBD5E1"/>
-              <w:left w:val="single" w:sz="4" w:space="0" w:color="CBD5E1"/>
-              <w:bottom w:val="single" w:sz="4" w:space="0" w:color="CBD5E1"/>
-              <w:right w:val="single" w:sz="4" w:space="0" w:color="CBD5E1"/>
-              <w:insideH w:val="none"/>
-              <w:insideV w:val="none"/>
-            </w:tcBorders>
-          </w:tcPr>
-          <w:p>
-            <w:pPr>
-              <w:spacing w:before="40" w:after="40"/>
-            </w:pPr>
-            <w:r>
-              <w:rPr>
-                <w:rFonts w:ascii="Arial" w:hAnsi="Arial"/>
-                <w:color w:val="1E293B"/>
-                <w:sz w:val="17"/>
-              </w:rPr>
-              <w:t>₹10.0 Lakhs – ₹15.0 Lakhs</w:t>
-              <w:br/>
-              <w:t>($12,000 – $18,000 USD)</w:t>
-            </w:r>
-          </w:p>
-        </w:tc>
-      </w:tr>
-      <w:tr>
-        <w:trPr>
-          <w:cantSplit/>
-        </w:trPr>
-        <w:tc>
-          <w:tcPr>
-            <w:tcW w:type="dxa" w:w="2592"/>
-            <w:vAlign w:val="center"/>
-            <w:tcMar>
-              <w:top w:w="100" w:type="dxa"/>
-              <w:bottom w:w="100" w:type="dxa"/>
-              <w:left w:w="120" w:type="dxa"/>
-              <w:right w:w="120" w:type="dxa"/>
-            </w:tcMar>
-            <w:shd w:fill="FFFFFF"/>
-            <w:tcBorders>
-              <w:top w:val="single" w:sz="4" w:space="0" w:color="CBD5E1"/>
-              <w:left w:val="single" w:sz="4" w:space="0" w:color="CBD5E1"/>
-              <w:bottom w:val="single" w:sz="4" w:space="0" w:color="CBD5E1"/>
-              <w:right w:val="single" w:sz="4" w:space="0" w:color="CBD5E1"/>
-              <w:insideH w:val="none"/>
-              <w:insideV w:val="none"/>
-            </w:tcBorders>
-          </w:tcPr>
-          <w:p>
-            <w:pPr>
-              <w:spacing w:before="40" w:after="40"/>
-            </w:pPr>
-            <w:r>
-              <w:rPr>
-                <w:rFonts w:ascii="Arial" w:hAnsi="Arial"/>
-                <w:color w:val="1E293B"/>
-                <w:sz w:val="17"/>
-              </w:rPr>
-              <w:t>CBT Engine, AI Radar &amp; Offline Sync</w:t>
-            </w:r>
-          </w:p>
-        </w:tc>
-        <w:tc>
-          <w:tcPr>
-            <w:tcW w:type="dxa" w:w="3888"/>
-            <w:vAlign w:val="center"/>
-            <w:tcMar>
-              <w:top w:w="100" w:type="dxa"/>
-              <w:bottom w:w="100" w:type="dxa"/>
-              <w:left w:w="120" w:type="dxa"/>
-              <w:right w:w="120" w:type="dxa"/>
-            </w:tcMar>
-            <w:shd w:fill="FFFFFF"/>
-            <w:tcBorders>
-              <w:top w:val="single" w:sz="4" w:space="0" w:color="CBD5E1"/>
-              <w:left w:val="single" w:sz="4" w:space="0" w:color="CBD5E1"/>
-              <w:bottom w:val="single" w:sz="4" w:space="0" w:color="CBD5E1"/>
-              <w:right w:val="single" w:sz="4" w:space="0" w:color="CBD5E1"/>
-              <w:insideH w:val="none"/>
-              <w:insideV w:val="none"/>
-            </w:tcBorders>
-          </w:tcPr>
-          <w:p>
-            <w:pPr>
-              <w:spacing w:before="40" w:after="40"/>
-            </w:pPr>
-            <w:r>
-              <w:rPr>
-                <w:rFonts w:ascii="Arial" w:hAnsi="Arial"/>
-                <w:color w:val="1E293B"/>
-                <w:sz w:val="17"/>
-              </w:rPr>
-              <w:t>Proprietary IP: TCS iON clone, IndexedDB offline sync queue, AI diagnostic radar</w:t>
-            </w:r>
-          </w:p>
-        </w:tc>
-        <w:tc>
-          <w:tcPr>
-            <w:tcW w:type="dxa" w:w="2880"/>
-            <w:vAlign w:val="center"/>
-            <w:tcMar>
-              <w:top w:w="100" w:type="dxa"/>
-              <w:bottom w:w="100" w:type="dxa"/>
-              <w:left w:w="120" w:type="dxa"/>
-              <w:right w:w="120" w:type="dxa"/>
-            </w:tcMar>
-            <w:shd w:fill="FFFFFF"/>
-            <w:tcBorders>
-              <w:top w:val="single" w:sz="4" w:space="0" w:color="CBD5E1"/>
-              <w:left w:val="single" w:sz="4" w:space="0" w:color="CBD5E1"/>
-              <w:bottom w:val="single" w:sz="4" w:space="0" w:color="CBD5E1"/>
-              <w:right w:val="single" w:sz="4" w:space="0" w:color="CBD5E1"/>
-              <w:insideH w:val="none"/>
-              <w:insideV w:val="none"/>
-            </w:tcBorders>
-          </w:tcPr>
-          <w:p>
-            <w:pPr>
-              <w:spacing w:before="40" w:after="40"/>
-            </w:pPr>
-            <w:r>
-              <w:rPr>
-                <w:rFonts w:ascii="Arial" w:hAnsi="Arial"/>
-                <w:color w:val="1E293B"/>
-                <w:sz w:val="17"/>
-              </w:rPr>
-              <w:t>₹15.0 Lakhs – ₹22.0 Lakhs</w:t>
-              <w:br/>
-              <w:t>($18,000 – $26,000 USD)</w:t>
-            </w:r>
-          </w:p>
-        </w:tc>
-      </w:tr>
-      <w:tr>
-        <w:trPr>
-          <w:cantSplit/>
-        </w:trPr>
-        <w:tc>
-          <w:tcPr>
-            <w:tcW w:type="dxa" w:w="2592"/>
-            <w:vAlign w:val="center"/>
-            <w:tcMar>
-              <w:top w:w="100" w:type="dxa"/>
-              <w:bottom w:w="100" w:type="dxa"/>
-              <w:left w:w="120" w:type="dxa"/>
-              <w:right w:w="120" w:type="dxa"/>
-            </w:tcMar>
-            <w:shd w:fill="F8FAFC"/>
-            <w:tcBorders>
-              <w:top w:val="single" w:sz="4" w:space="0" w:color="CBD5E1"/>
-              <w:left w:val="single" w:sz="4" w:space="0" w:color="CBD5E1"/>
-              <w:bottom w:val="single" w:sz="4" w:space="0" w:color="CBD5E1"/>
-              <w:right w:val="single" w:sz="4" w:space="0" w:color="CBD5E1"/>
-              <w:insideH w:val="none"/>
-              <w:insideV w:val="none"/>
-            </w:tcBorders>
-          </w:tcPr>
-          <w:p>
-            <w:pPr>
-              <w:spacing w:before="40" w:after="40"/>
-            </w:pPr>
-            <w:r>
-              <w:rPr>
-                <w:rFonts w:ascii="Arial" w:hAnsi="Arial"/>
-                <w:color w:val="1E293B"/>
-                <w:sz w:val="17"/>
-              </w:rPr>
-              <w:t>TOTAL TURNKEY VALUATION</w:t>
-            </w:r>
-          </w:p>
-        </w:tc>
-        <w:tc>
-          <w:tcPr>
-            <w:tcW w:type="dxa" w:w="3888"/>
-            <w:vAlign w:val="center"/>
-            <w:tcMar>
-              <w:top w:w="100" w:type="dxa"/>
-              <w:bottom w:w="100" w:type="dxa"/>
-              <w:left w:w="120" w:type="dxa"/>
-              <w:right w:w="120" w:type="dxa"/>
-            </w:tcMar>
-            <w:shd w:fill="F8FAFC"/>
-            <w:tcBorders>
-              <w:top w:val="single" w:sz="4" w:space="0" w:color="CBD5E1"/>
-              <w:left w:val="single" w:sz="4" w:space="0" w:color="CBD5E1"/>
-              <w:bottom w:val="single" w:sz="4" w:space="0" w:color="CBD5E1"/>
-              <w:right w:val="single" w:sz="4" w:space="0" w:color="CBD5E1"/>
-              <w:insideH w:val="none"/>
-              <w:insideV w:val="none"/>
-            </w:tcBorders>
-          </w:tcPr>
-          <w:p>
-            <w:pPr>
-              <w:spacing w:before="40" w:after="40"/>
-            </w:pPr>
-            <w:r>
-              <w:rPr>
-                <w:rFonts w:ascii="Arial" w:hAnsi="Arial"/>
-                <w:color w:val="1E293B"/>
-                <w:sz w:val="17"/>
-              </w:rPr>
-              <w:t>Comprehensive commercial / acquisition value of the full platform, IP, and assets</w:t>
-            </w:r>
-          </w:p>
-        </w:tc>
-        <w:tc>
-          <w:tcPr>
-            <w:tcW w:type="dxa" w:w="2880"/>
-            <w:vAlign w:val="center"/>
-            <w:tcMar>
-              <w:top w:w="100" w:type="dxa"/>
-              <w:bottom w:w="100" w:type="dxa"/>
-              <w:left w:w="120" w:type="dxa"/>
-              <w:right w:w="120" w:type="dxa"/>
-            </w:tcMar>
-            <w:shd w:fill="F8FAFC"/>
-            <w:tcBorders>
-              <w:top w:val="single" w:sz="4" w:space="0" w:color="CBD5E1"/>
-              <w:left w:val="single" w:sz="4" w:space="0" w:color="CBD5E1"/>
-              <w:bottom w:val="single" w:sz="4" w:space="0" w:color="CBD5E1"/>
-              <w:right w:val="single" w:sz="4" w:space="0" w:color="CBD5E1"/>
-              <w:insideH w:val="none"/>
-              <w:insideV w:val="none"/>
-            </w:tcBorders>
-          </w:tcPr>
-          <w:p>
-            <w:pPr>
-              <w:spacing w:before="40" w:after="40"/>
-            </w:pPr>
-            <w:r>
-              <w:rPr>
-                <w:rFonts w:ascii="Arial" w:hAnsi="Arial"/>
-                <w:color w:val="1E293B"/>
-                <w:sz w:val="17"/>
-              </w:rPr>
-              <w:t>₹73.1 Lakhs – ₹1.08 Crores</w:t>
-              <w:br/>
-              <w:t>($88,000 – $130,000 USD)</w:t>
-            </w:r>
-          </w:p>
-        </w:tc>
-      </w:tr>
-    </w:tbl>
-    <w:p>
-      <w:pPr>
-        <w:spacing w:after="80"/>
-      </w:pPr>
     </w:p>
     <w:p>
       <w:pPr>
         <w:keepNext/>
-        <w:spacing w:before="240" w:after="60"/>
+        <w:spacing w:before="140" w:after="40"/>
+      </w:pPr>
+      <w:r>
+        <w:rPr>
+          <w:rFonts w:ascii="Arial" w:hAnsi="Arial"/>
+          <w:b/>
+          <w:color w:val="1E293B"/>
+          <w:sz w:val="20"/>
+        </w:rPr>
+        <w:t>5.1 B.Tech Agricultural Engineering Final &amp; Pre-Final Year Students (GATE AG Aspirants)</w:t>
+      </w:r>
+    </w:p>
+    <w:p>
+      <w:r>
+        <w:t>• Exact TCS iON CBT Exam Conditioning: Practicing on the 5-state palette, 180-min wall-clock timer, and on-screen scientific calculator eliminates exam-day interface anxiety.</w:t>
+      </w:r>
+    </w:p>
+    <w:p>
+      <w:r>
+        <w:t>• 20-Year Official PYQs (2007–2026): Instant access to all 1,324 past questions with step-by-step KaTeX mathematical derivations rather than unverified PDF answer keys.</w:t>
+      </w:r>
+    </w:p>
+    <w:p>
+      <w:r>
+        <w:t>• 50 Full-Length Mocks: Provides unmatched volume (3,250 multi-chain questions) to build mental stamina for the 3-hour examination.</w:t>
+      </w:r>
+    </w:p>
+    <w:p>
+      <w:pPr>
+        <w:keepNext/>
+        <w:spacing w:before="140" w:after="40"/>
+      </w:pPr>
+      <w:r>
+        <w:rPr>
+          <w:rFonts w:ascii="Arial" w:hAnsi="Arial"/>
+          <w:b/>
+          <w:color w:val="1E293B"/>
+          <w:sz w:val="20"/>
+        </w:rPr>
+        <w:t>5.2 Rural &amp; Low-Bandwidth Students (Offline-First Resilience)</w:t>
+      </w:r>
+    </w:p>
+    <w:p>
+      <w:r>
+        <w:t>• 100% Offline PWA Functionality: Tests can be attempted in hostels or rural areas without continuous internet; answers are safely stored in IndexedDB and auto-synced when back online.</w:t>
+      </w:r>
+    </w:p>
+    <w:p>
+      <w:pPr>
+        <w:keepNext/>
+        <w:spacing w:before="140" w:after="40"/>
+      </w:pPr>
+      <w:r>
+        <w:rPr>
+          <w:rFonts w:ascii="Arial" w:hAnsi="Arial"/>
+          <w:b/>
+          <w:color w:val="1E293B"/>
+          <w:sz w:val="20"/>
+        </w:rPr>
+        <w:t>5.3 Aspirants of Allied Agricultural Exams (ICAR-JRF, SRF, State PSUs, FCI, Bank AFO)</w:t>
+      </w:r>
+    </w:p>
+    <w:p>
+      <w:r>
+        <w:t>• Broad Technical Overlap: Topics like Tractor Power, Soil Erosion (USLE), Aquifer Hydraulics, and Post-Harvest Processing directly overlap with ICAR-JRF and State Agriculture Department examinations.</w:t>
+      </w:r>
+    </w:p>
+    <w:p>
+      <w:pPr>
+        <w:keepNext/>
+        <w:spacing w:before="140" w:after="40"/>
+      </w:pPr>
+      <w:r>
+        <w:rPr>
+          <w:rFonts w:ascii="Arial" w:hAnsi="Arial"/>
+          <w:b/>
+          <w:color w:val="1E293B"/>
+          <w:sz w:val="20"/>
+        </w:rPr>
+        <w:t>5.4 Professors, Faculty Mentors &amp; College Departments</w:t>
+      </w:r>
+    </w:p>
+    <w:p>
+      <w:r>
+        <w:t>• Custom PDF Worksheet Generator: Faculty can instantly generate topic-wise practice sheets or surprise tests with answer key appendices for classroom assignments.</w:t>
+      </w:r>
+    </w:p>
+    <w:p>
+      <w:r>
+        <w:t>• Departmental Mock Benchmarking: Enables university departments to track batch performance and identify weak syllabus areas.</w:t>
+      </w:r>
+    </w:p>
+    <w:p>
+      <w:pPr>
+        <w:keepNext/>
+        <w:spacing w:before="200" w:after="40"/>
       </w:pPr>
       <w:r>
         <w:rPr>
           <w:rFonts w:ascii="Arial" w:hAnsi="Arial"/>
           <w:b/>
           <w:color w:val="0F172A"/>
-          <w:sz w:val="24"/>
+          <w:sz w:val="23"/>
         </w:rPr>
-        <w:t>5. Technical Limitations &amp; Architectural Drawbacks (Honest Audit)</w:t>
+        <w:t>6. Monetization Blueprint: How to Earn Using the Portal</w:t>
       </w:r>
     </w:p>
     <w:p>
       <w:pPr>
-        <w:spacing w:before="0" w:after="80"/>
+        <w:spacing w:before="0" w:after="60"/>
       </w:pPr>
       <w:r>
         <w:rPr>
           <w:color w:val="2563EB"/>
           <w:sz w:val="14"/>
         </w:rPr>
-        <w:t>――――――――――――――――――――――――――――――――――――――――――――――――――――</w:t>
+        <w:t>――――――――――――――――――――――――――――――――――――――――――――――――――――――</w:t>
       </w:r>
     </w:p>
     <w:p>
       <w:r>
-        <w:t>To maintain rigorous engineering honesty, the following real architectural limitations and operational drawbacks are documented:</w:t>
-      </w:r>
-    </w:p>
-    <w:p>
-      <w:r>
-        <w:t>1. Dataset Payload &amp; Memory Overhead: Despite Rollup manual chunking, the total dataset size (~4.5MB compressed, ~18MB uncompressed JSON) requires initial memory parsing. On low-end mobile devices (&lt;2GB RAM), loading all 50 mocks simultaneously can cause momentary memory spikes.</w:t>
-      </w:r>
-    </w:p>
-    <w:p>
-      <w:r>
-        <w:t>2. Absence of Native App Store Binaries: Currently packaged purely as a Progressive Web App (PWA). While installable from browsers, it lacks native Google Play / Apple App Store presence (requires Capacitor or React Native wrappers for store distribution).</w:t>
-      </w:r>
-    </w:p>
-    <w:p>
-      <w:r>
-        <w:t>3. Client-Side Rendering Limits on Math: Rendering 65 complex KaTeX mathematical formulas simultaneously on budget smartphones (&lt;$100 devices) can trigger layout re-paints during rapid scrolling.</w:t>
-      </w:r>
-    </w:p>
-    <w:p>
-      <w:r>
-        <w:t>4. Lack of Native Video Explanations: To maintain 100% free hosting and offline capability, the platform relies on rich text, diagrams, and KaTeX derivations rather than bandwidth-heavy video lectures.</w:t>
-      </w:r>
-    </w:p>
-    <w:p>
-      <w:r>
-        <w:t>5. Supabase Free-Tier Connection Limits: Under high-concurrency university mock tests (&gt;500 concurrent submissions), Supabase free-tier database connections could throttle unless scaled to dedicated tiers.</w:t>
-      </w:r>
-    </w:p>
-    <w:p>
-      <w:r>
-        <w:t>6. Single-Architect Dependency: Development and curation currently rest almost entirely on Raghav Bansal, creating a maintenance bottleneck without an organized student squad.</w:t>
+        <w:t>Practical, ethical, and high-conversion revenue strategies tailored for the Indian agricultural engineering market:</w:t>
       </w:r>
     </w:p>
     <w:p>
       <w:pPr>
         <w:keepNext/>
-        <w:spacing w:before="240" w:after="60"/>
+        <w:spacing w:before="140" w:after="40"/>
+      </w:pPr>
+      <w:r>
+        <w:rPr>
+          <w:rFonts w:ascii="Arial" w:hAnsi="Arial"/>
+          <w:b/>
+          <w:color w:val="1E293B"/>
+          <w:sz w:val="20"/>
+        </w:rPr>
+        <w:t>6.1 Freemium Model with 'GATE AG Pro Pass' (Direct-to-Student B2C)</w:t>
+      </w:r>
+    </w:p>
+    <w:p>
+      <w:r>
+        <w:t>• Free Tier: Full access to 20-Year PYQ Archive (2007–2026), 5 Custom Mocks, Formula Sheet, and Community Hub.</w:t>
+      </w:r>
+    </w:p>
+    <w:p>
+      <w:r>
+        <w:t>• Pro Pass (₹499 to ₹999 / year or ₹149 / month):</w:t>
+      </w:r>
+    </w:p>
+    <w:p>
+      <w:r>
+        <w:t xml:space="preserve">  - Unlock remaining 45 Full-Length Mocks (Mocks 6 through 50).</w:t>
+      </w:r>
+    </w:p>
+    <w:p>
+      <w:r>
+        <w:t xml:space="preserve">  - AI Doubt Solver unlimited credits.</w:t>
+      </w:r>
+    </w:p>
+    <w:p>
+      <w:r>
+        <w:t xml:space="preserve">  - Deep Diagnostic Radar &amp; Section Weakness breakdown.</w:t>
+      </w:r>
+    </w:p>
+    <w:p>
+      <w:r>
+        <w:t xml:space="preserve">  - Unlimited Custom PDF worksheet downloads with full step-by-step solutions.</w:t>
+      </w:r>
+    </w:p>
+    <w:p>
+      <w:r>
+        <w:t>• Revenue Potential: 1,500 active aspirants @ ₹499/year = ₹7.48 Lakhs / year.</w:t>
+      </w:r>
+    </w:p>
+    <w:p>
+      <w:pPr>
+        <w:keepNext/>
+        <w:spacing w:before="140" w:after="40"/>
+      </w:pPr>
+      <w:r>
+        <w:rPr>
+          <w:rFonts w:ascii="Arial" w:hAnsi="Arial"/>
+          <w:b/>
+          <w:color w:val="1E293B"/>
+          <w:sz w:val="20"/>
+        </w:rPr>
+        <w:t>6.2 College &amp; Departmental B2B SaaS Licensing</w:t>
+      </w:r>
+    </w:p>
+    <w:p>
+      <w:r>
+        <w:t>• Package the portal as a dedicated institutional portal for State Agricultural Universities (SAUs) and ICAR institutes (e.g. CCS HAU, PAU Ludhiana, GBPUAT Pantnagar, TNAU Coimbatore).</w:t>
+      </w:r>
+    </w:p>
+    <w:p>
+      <w:r>
+        <w:t>• Pricing: ₹25,000 – ₹40,000 per college/year for white-labeled department portal with faculty admin dashboard and batch rank tracking.</w:t>
+      </w:r>
+    </w:p>
+    <w:p>
+      <w:r>
+        <w:t>• Revenue Potential: 10 colleges @ ₹30,000 = ₹3.00 Lakhs / year.</w:t>
+      </w:r>
+    </w:p>
+    <w:p>
+      <w:pPr>
+        <w:keepNext/>
+        <w:spacing w:before="140" w:after="40"/>
+      </w:pPr>
+      <w:r>
+        <w:rPr>
+          <w:rFonts w:ascii="Arial" w:hAnsi="Arial"/>
+          <w:b/>
+          <w:color w:val="1E293B"/>
+          <w:sz w:val="20"/>
+        </w:rPr>
+        <w:t>6.3 High-Yield Formula Handbook &amp; Printed Mock Booklets</w:t>
+      </w:r>
+    </w:p>
+    <w:p>
+      <w:r>
+        <w:t>• Publish a high-quality spiral-bound physical/digital book: 'GATE AG 14-Year High-Yield Formula &amp; Concept Compendium' and '50 Mocks Question Bank'.</w:t>
+      </w:r>
+    </w:p>
+    <w:p>
+      <w:r>
+        <w:t>• Pricing: Digital PDF E-book @ ₹199; Printed Spiral Booklet @ ₹499.</w:t>
+      </w:r>
+    </w:p>
+    <w:p>
+      <w:pPr>
+        <w:keepNext/>
+        <w:spacing w:before="140" w:after="40"/>
+      </w:pPr>
+      <w:r>
+        <w:rPr>
+          <w:rFonts w:ascii="Arial" w:hAnsi="Arial"/>
+          <w:b/>
+          <w:color w:val="1E293B"/>
+          <w:sz w:val="20"/>
+        </w:rPr>
+        <w:t>6.4 1-on-1 Ranker Mentorship &amp; Doubt Marketplace</w:t>
+      </w:r>
+    </w:p>
+    <w:p>
+      <w:r>
+        <w:t>• Connect top GATE AG rankers and alumni with juniors for paid 1-on-1 guidance calls and personalized study planning (taking a 15–20% platform commission).</w:t>
+      </w:r>
+    </w:p>
+    <w:p>
+      <w:pPr>
+        <w:keepNext/>
+        <w:spacing w:before="200" w:after="40"/>
       </w:pPr>
       <w:r>
         <w:rPr>
           <w:rFonts w:ascii="Arial" w:hAnsi="Arial"/>
           <w:b/>
           <w:color w:val="0F172A"/>
-          <w:sz w:val="24"/>
+          <w:sz w:val="23"/>
         </w:rPr>
-        <w:t>6. Strategic Suggestions &amp; Growth Roadmap</w:t>
+        <w:t>7. Technical Limitations &amp; Operational Drawbacks (Honest Review)</w:t>
       </w:r>
     </w:p>
     <w:p>
       <w:pPr>
-        <w:spacing w:before="0" w:after="80"/>
+        <w:spacing w:before="0" w:after="60"/>
       </w:pPr>
       <w:r>
         <w:rPr>
           <w:color w:val="2563EB"/>
           <w:sz w:val="14"/>
         </w:rPr>
-        <w:t>――――――――――――――――――――――――――――――――――――――――――――――――――――</w:t>
+        <w:t>――――――――――――――――――――――――――――――――――――――――――――――――――――――</w:t>
       </w:r>
     </w:p>
     <w:p>
       <w:r>
-        <w:t>• Technical Architecture Enhancements:</w:t>
+        <w:t>1. Dataset Memory Footprint: Storing 4,574 questions in JSON (~18MB uncompressed) requires client memory; low-end budget smartphones (&lt;2GB RAM) may experience brief load pauses.</w:t>
       </w:r>
     </w:p>
     <w:p>
       <w:r>
-        <w:t xml:space="preserve">  1. Native Mobile Wrapper: Package the PWA via Capacitor / Tauri to release native Android APKs on the Google Play Store.</w:t>
+        <w:t>2. PWA vs. Native Mobile Apps: Currently accessible via mobile browsers / PWA rather than native Google Play Store `.apk` binaries.</w:t>
       </w:r>
     </w:p>
     <w:p>
       <w:r>
-        <w:t xml:space="preserve">  2. Virtualized DOM Lists: Implement react-window / virtual scrolling on large question lists to further reduce DOM memory footprint on budget phones.</w:t>
+        <w:t>3. Lack of Video Lectures: To keep hosting 100% free and offline, the platform provides rich text and KaTeX derivations rather than video hosting.</w:t>
       </w:r>
     </w:p>
     <w:p>
       <w:r>
-        <w:t xml:space="preserve">  3. Adaptive Item Response Theory (IRT): Dynamically adjust test difficulty based on student percentile rating.</w:t>
-      </w:r>
-    </w:p>
-    <w:p>
-      <w:r>
-        <w:t>• Institutional &amp; Community Growth:</w:t>
-      </w:r>
-    </w:p>
-    <w:p>
-      <w:r>
-        <w:t xml:space="preserve">  1. Form Student Maintenance Squad: Train 2nd and 3rd-year juniors at COAET CCS HAU Hisar to moderate discussions, add new textbook questions, and triage reported issues.</w:t>
-      </w:r>
-    </w:p>
-    <w:p>
-      <w:r>
-        <w:t xml:space="preserve">  2. ICAR / State University Integration: Partner with ICAR agricultural engineering colleges across Punjab, Haryana, Tamil Nadu, and Maharashtra for statewide mock tests.</w:t>
-      </w:r>
-    </w:p>
-    <w:p>
-      <w:r>
-        <w:t xml:space="preserve">  3. Research Publication: Author an engineering education paper on 'Offline-First CBT Architecture for Domain-Specific Technical Education' in IEEE/ICAR conferences.</w:t>
+        <w:t>4. Free-Tier Cloud Limits: Supabase free-tier database connections could throttle if &gt;500 students submit tests concurrently during a live national mock.</w:t>
       </w:r>
     </w:p>
     <w:p>
       <w:pPr>
         <w:keepNext/>
-        <w:spacing w:before="240" w:after="60"/>
+        <w:spacing w:before="200" w:after="40"/>
       </w:pPr>
       <w:r>
         <w:rPr>
           <w:rFonts w:ascii="Arial" w:hAnsi="Arial"/>
           <w:b/>
           <w:color w:val="0F172A"/>
-          <w:sz w:val="24"/>
+          <w:sz w:val="23"/>
         </w:rPr>
-        <w:t>7. 360° Personality &amp; Engineering Profile of Raghav Bansal (True &amp; Direct)</w:t>
+        <w:t>8. Strategic Suggestions for Growth</w:t>
       </w:r>
     </w:p>
     <w:p>
       <w:pPr>
-        <w:spacing w:before="0" w:after="80"/>
+        <w:spacing w:before="0" w:after="60"/>
       </w:pPr>
       <w:r>
         <w:rPr>
           <w:color w:val="2563EB"/>
           <w:sz w:val="14"/>
         </w:rPr>
-        <w:t>――――――――――――――――――――――――――――――――――――――――――――――――――――</w:t>
+        <w:t>――――――――――――――――――――――――――――――――――――――――――――――――――――――</w:t>
       </w:r>
     </w:p>
     <w:p>
       <w:r>
-        <w:t>This evaluation is derived directly from Raghav Bansal's prompts, architectural directives, code commits, decision-making patterns, and reactions observed throughout the entire lifecycle of this project.</w:t>
+        <w:t>1. Package PWA to Android APK via Capacitor for Google Play Store visibility.</w:t>
+      </w:r>
+    </w:p>
+    <w:p>
+      <w:r>
+        <w:t>2. Implement Virtualized DOM Lists (`react-window`) to optimize memory on budget phones.</w:t>
+      </w:r>
+    </w:p>
+    <w:p>
+      <w:r>
+        <w:t>3. Establish a Student Maintenance Squad at COAET CCS HAU to delegate question curation.</w:t>
+      </w:r>
+    </w:p>
+    <w:p>
+      <w:r>
+        <w:t>4. Launch an annual live All-India Synchronous Mock Test series to drive user acquisition.</w:t>
       </w:r>
     </w:p>
     <w:p>
       <w:pPr>
         <w:keepNext/>
-        <w:spacing w:before="160" w:after="40"/>
+        <w:spacing w:before="200" w:after="40"/>
+      </w:pPr>
+      <w:r>
+        <w:rPr>
+          <w:rFonts w:ascii="Arial" w:hAnsi="Arial"/>
+          <w:b/>
+          <w:color w:val="0F172A"/>
+          <w:sz w:val="23"/>
+        </w:rPr>
+        <w:t>9. 360° Personality &amp; Engineering Profile of Raghav Bansal</w:t>
+      </w:r>
+    </w:p>
+    <w:p>
+      <w:pPr>
+        <w:spacing w:before="0" w:after="60"/>
+      </w:pPr>
+      <w:r>
+        <w:rPr>
+          <w:color w:val="2563EB"/>
+          <w:sz w:val="14"/>
+        </w:rPr>
+        <w:t>――――――――――――――――――――――――――――――――――――――――――――――――――――――</w:t>
+      </w:r>
+    </w:p>
+    <w:p>
+      <w:pPr>
+        <w:keepNext/>
+        <w:spacing w:before="140" w:after="40"/>
       </w:pPr>
       <w:r>
         <w:rPr>
           <w:rFonts w:ascii="Arial" w:hAnsi="Arial"/>
           <w:b/>
           <w:color w:val="1E293B"/>
-          <w:sz w:val="21"/>
+          <w:sz w:val="20"/>
         </w:rPr>
-        <w:t>7.1 Core Technical Strengths &amp; Rare Hybrid Competence</w:t>
+        <w:t>9.1 Core Strengths &amp; Rare Hybrid Competence</w:t>
       </w:r>
     </w:p>
     <w:p>
       <w:r>
-        <w:t>• Rare Hybrid Competence (Agri-Engg + Full-Stack Web): Most software engineers lack deep domain knowledge in agricultural thermodynamics, tractor kinematics, soil physics, or grain drying kinetics. Conversely, most agricultural engineers lack modern frontend, state machine, and PWA proficiency. Raghav bridges this gap completely, authoring intricate KaTeX equations ($P_{db} = P_{axle} \cdot (1 - S) \cdot \eta_{tract}$), validating unit tolerances, and implementing official IIT answer keys.</w:t>
+        <w:t>• Rare Hybrid Mastery: Bridges the deep divide between Agricultural Engineering (kinematics, soil physics, drying kinetics) and modern Full-Stack Software Engineering (React 19, PWA, state machines).</w:t>
       </w:r>
     </w:p>
     <w:p>
       <w:r>
-        <w:t>• Uncompromising Aesthetic &amp; Fidelity Standards: Zero tolerance for generic, boring layouts. Demanded sleek 2-theme engines (light-mode default with high-contrast slate ink), 60fps scrolling, authentic TCS iON calculator styling, and celebratory confetti animations.</w:t>
+        <w:t>• High Aesthetic Standard: Insists on clean 2-theme design, high-contrast slate typography, and authentic TCS iON CBT interface fidelity.</w:t>
       </w:r>
     </w:p>
     <w:p>
       <w:r>
-        <w:t>• Architectural Integrity &amp; Invariant Guardrails: Enforced strict invariants: preserving official PYQs as immutable records, enforcing 65-question 100-mark blueprints, and requiring 100% test passes before declaring any feature complete.</w:t>
+        <w:t>• Exceptional Execution Speed: Conceived, authored, and verified 4,574 questions and 710 test cases in concentrated marathon sessions.</w:t>
       </w:r>
     </w:p>
     <w:p>
       <w:pPr>
         <w:keepNext/>
-        <w:spacing w:before="160" w:after="40"/>
+        <w:spacing w:before="140" w:after="40"/>
       </w:pPr>
       <w:r>
         <w:rPr>
           <w:rFonts w:ascii="Arial" w:hAnsi="Arial"/>
           <w:b/>
           <w:color w:val="1E293B"/>
-          <w:sz w:val="21"/>
+          <w:sz w:val="20"/>
         </w:rPr>
-        <w:t>7.2 Working Style, Drive &amp; Temperament</w:t>
+        <w:t>9.2 Flaws, Cognitive Blindspots &amp; Operational Drawbacks</w:t>
       </w:r>
     </w:p>
     <w:p>
       <w:r>
-        <w:t>• Relentless Marathon Endurance: Raghav works in concentrated 6-to-12 hour marathon sessions (often late into the night, pushing dozens of commits in a single sitting) until a milestone is completely defeated.</w:t>
+        <w:t>• Feature Creep Addiction: Tends to immediately jump into new subsystems (50 mocks, arcade games, XP systems) before letting previous modules stabilize.</w:t>
       </w:r>
     </w:p>
     <w:p>
       <w:r>
-        <w:t>• Altruistic College Pride: The platform's underlying motivation is unselfish: 'Crafted by Raghav Bansal • Made for his dear juniors' at COAET CCS HAU Hisar. He is driven by a deep desire to give his university peers an elite preparation tool that surpasses expensive commercial coaching portals.</w:t>
+        <w:t>• High-Urgency Staccato Communication: Communicates in intense, capitalized bursts when under stress or high excitement.</w:t>
       </w:r>
     </w:p>
     <w:p>
       <w:r>
-        <w:t>• Direct, High-Urgency Communication: Speaks with total candor, zero corporate fluff, and intense urgency. When something is wrong (e.g., miscalculated working hours or answers visible before submission), he calls it out directly and demands immediate, precise correction.</w:t>
+        <w:t>• Reactive Edge-Case Handling: Discovers edge-cases during implementation rather than mapping them upfront in a 1-page spec.</w:t>
+      </w:r>
+    </w:p>
+    <w:p>
+      <w:r>
+        <w:t>• Burnout Risk: Working in multi-hour late-night marathon bursts alongside university coursework creates perfectionist fatigue.</w:t>
       </w:r>
     </w:p>
     <w:p>
       <w:pPr>
         <w:keepNext/>
-        <w:spacing w:before="160" w:after="40"/>
-      </w:pPr>
-      <w:r>
-        <w:rPr>
-          <w:rFonts w:ascii="Arial" w:hAnsi="Arial"/>
-          <w:b/>
-          <w:color w:val="1E293B"/>
-          <w:sz w:val="21"/>
-        </w:rPr>
-        <w:t>7.3 Flaws, Cognitive Blindspots &amp; Operational Limitations</w:t>
-      </w:r>
-    </w:p>
-    <w:p>
-      <w:r>
-        <w:t>• Scope Expansion &amp; Feature Creeping Addiction: Whenever a milestone is conquered, Raghav rarely pauses to rest or let the codebase stabilize. He immediately jumps into another massive subsystem (expanding from 18 mocks to 29, then 50, then Question Bank, then Arcade Zone, then Multi-tier XP). While visionary, this creates continuous architectural pressure and risk of feature bloat.</w:t>
-      </w:r>
-    </w:p>
-    <w:p>
-      <w:r>
-        <w:t>• Impatience &amp; ALL-CAPS Urgency Under Stress: Under cognitive overload or high excitement, his instructions become rapid, capitalized staccato bursts ('HOW MUCH POINTS AND XP USER GETS...', 'LETS ALL PROVIDE XP AND POINTS...', 'ALSO ENSURE WHILE PROCEED...'). He expects execution at the speed of his thought and can get frustrated when systems require deliberate multi-step reasoning.</w:t>
-      </w:r>
-    </w:p>
-    <w:p>
-      <w:r>
-        <w:t>• Iterative Discovery vs. Upfront Specification: Raghav frequently discovers critical business edge-cases reactively rather than proactively (e.g., realizing that viewing a solution before answering should disqualify the user from XP only after the XP system was already built). Formulating a brief 1-page spec before prompting would save significant refactoring cycles.</w:t>
-      </w:r>
-    </w:p>
-    <w:p>
-      <w:r>
-        <w:t>• Perfectionist Fatigue &amp; High Burnout Risk: Pumping 145 concentrated engineering hours into 21 days while managing college academic obligations is an unsustainable sprint pace. Without structured pacing and scheduled rest intervals, this intensity leads to mental exhaustion.</w:t>
-      </w:r>
-    </w:p>
-    <w:p>
-      <w:pPr>
-        <w:keepNext/>
-        <w:spacing w:before="160" w:after="40"/>
-      </w:pPr>
-      <w:r>
-        <w:rPr>
-          <w:rFonts w:ascii="Arial" w:hAnsi="Arial"/>
-          <w:b/>
-          <w:color w:val="1E293B"/>
-          <w:sz w:val="21"/>
-        </w:rPr>
-        <w:t>7.4 Professional Readiness &amp; Strategic Growth Advice</w:t>
-      </w:r>
-    </w:p>
-    <w:p>
-      <w:r>
-        <w:t>• Founding Engineer / Technical Product Lead Caliber: He does not just write code; he conceives products end-to-end. He understands user psychology, domain rules, offline database sync, and UI polish, making him exceptionally qualified as a Founding Engineer in high-growth startups.</w:t>
-      </w:r>
-    </w:p>
-    <w:p>
-      <w:r>
-        <w:t>• Growth Recommendations:</w:t>
-      </w:r>
-    </w:p>
-    <w:p>
-      <w:r>
-        <w:t xml:space="preserve">  1. Practice Upfront Edge-Case Mapping: Spend 5 minutes jotting down edge-cases before starting a build.</w:t>
-      </w:r>
-    </w:p>
-    <w:p>
-      <w:r>
-        <w:t xml:space="preserve">  2. Implement 48-Hour Feature Freezes: Enforce mandatory rest and documentation periods after major milestone releases.</w:t>
-      </w:r>
-    </w:p>
-    <w:p>
-      <w:r>
-        <w:t xml:space="preserve">  3. Delegate Content Curation: Transition from solo workhorse to lead architect by empowering a team.</w:t>
-      </w:r>
-    </w:p>
-    <w:p>
-      <w:pPr>
-        <w:keepNext/>
-        <w:spacing w:before="240" w:after="60"/>
+        <w:spacing w:before="200" w:after="40"/>
       </w:pPr>
       <w:r>
         <w:rPr>
           <w:rFonts w:ascii="Arial" w:hAnsi="Arial"/>
           <w:b/>
           <w:color w:val="0F172A"/>
-          <w:sz w:val="24"/>
+          <w:sz w:val="23"/>
         </w:rPr>
-        <w:t>8. Formal Certification &amp; Institutional Attribution</w:t>
+        <w:t>10. Formal Project Sign-off</w:t>
       </w:r>
     </w:p>
     <w:p>
       <w:pPr>
-        <w:spacing w:before="0" w:after="80"/>
+        <w:spacing w:before="0" w:after="60"/>
       </w:pPr>
       <w:r>
         <w:rPr>
           <w:color w:val="2563EB"/>
           <w:sz w:val="14"/>
         </w:rPr>
-        <w:t>――――――――――――――――――――――――――――――――――――――――――――――――――――</w:t>
+        <w:t>――――――――――――――――――――――――――――――――――――――――――――――――――――――</w:t>
       </w:r>
     </w:p>
     <w:p>
       <w:r>
-        <w:t>This project represents a complete, production-grade engineering achievement uniting advanced full-stack web architecture with deep domain knowledge in agricultural engineering.</w:t>
+        <w:t>This project represents a complete, production-ready engineering milestone built to empower the agricultural engineering student community.</w:t>
       </w:r>
     </w:p>
     <w:p>
       <w:pPr>
-        <w:spacing w:before="200" w:line="288" w:lineRule="auto"/>
+        <w:spacing w:before="160" w:line="288" w:lineRule="auto"/>
       </w:pPr>
       <w:r>
         <w:rPr>
           <w:b/>
           <w:color w:val="0F172A"/>
-          <w:sz w:val="21"/>
+          <w:sz w:val="20"/>
         </w:rPr>
         <w:t>Raghav Bansal</w:t>
         <w:br/>
@@ -3598,7 +3293,7 @@
       <w:r>
         <w:rPr>
           <w:color w:val="475569"/>
-          <w:sz w:val="19"/>
+          <w:sz w:val="18"/>
         </w:rPr>
         <w:t>Lead Software Architect &amp; Agricultural Engineer</w:t>
         <w:br/>
@@ -3613,7 +3308,7 @@
       <w:headerReference w:type="default" r:id="rId9"/>
       <w:footerReference w:type="default" r:id="rId10"/>
       <w:pgSz w:w="12240" w:h="15840"/>
-      <w:pgMar w:top="1080" w:right="1080" w:bottom="1080" w:left="1080" w:header="720" w:footer="720" w:gutter="0"/>
+      <w:pgMar w:top="1008" w:right="1008" w:bottom="1008" w:left="1008" w:header="720" w:footer="720" w:gutter="0"/>
       <w:cols w:space="720"/>
       <w:docGrid w:linePitch="360"/>
     </w:sectPr>
@@ -3653,7 +3348,7 @@
         <w:color w:val="64748B"/>
         <w:sz w:val="16"/>
       </w:rPr>
-      <w:t>GATE AG Full-Stack Platform | Master Technical &amp; Personal Audit Report</w:t>
+      <w:t>GATE AG Full-Stack Platform | Master Project Report &amp; Monetization Blueprint</w:t>
     </w:r>
   </w:p>
 </w:hdr>
@@ -4023,7 +3718,7 @@
     <w:qFormat/>
     <w:rsid w:val="00FC693F"/>
     <w:pPr>
-      <w:spacing w:line="276" w:lineRule="auto" w:after="80"/>
+      <w:spacing w:line="276" w:lineRule="auto" w:after="60"/>
     </w:pPr>
     <w:rPr>
       <w:rFonts w:ascii="Arial" w:hAnsi="Arial"/>
